--- a/my resume/Bai feng-resume(new).docx
+++ b/my resume/Bai feng-resume(new).docx
@@ -217,6 +217,190 @@
               <w:outlineLvl w:val="2"/>
             </w:pPr>
             <w:r>
+              <w:t>2022</w:t>
+            </w:r>
+            <w:r>
+              <w:t>6.5</w:t>
+            </w:r>
+            <w:r>
+              <w:t xml:space="preserve"> – </w:t>
+            </w:r>
+          </w:p>
+          <w:p>
+            <w:pPr>
+              <w:pStyle w:val="Heading2"/>
+              <w:contextualSpacing w:val="0"/>
+              <w:outlineLvl w:val="1"/>
+            </w:pPr>
+            <w:r>
+              <w:t>gawura schools</w:t>
+            </w:r>
+            <w:r>
+              <w:t xml:space="preserve">, </w:t>
+            </w:r>
+            <w:r>
+              <w:rPr>
+                <w:rStyle w:val="SubtleReference"/>
+              </w:rPr>
+              <w:t>concise.digital</w:t>
+            </w:r>
+            <w:r>
+              <w:rPr>
+                <w:rStyle w:val="SubtleReference"/>
+              </w:rPr>
+              <w:t>.co</w:t>
+            </w:r>
+          </w:p>
+          <w:p>
+            <w:proofErr w:type="spellStart"/>
+            <w:r>
+              <w:t>Gawura</w:t>
+            </w:r>
+            <w:proofErr w:type="spellEnd"/>
+            <w:r>
+              <w:t xml:space="preserve"> was established in 2007 by St Andrew’s Cathedral School in response to systemic underachievement and the clear disparity in educational outcomes of Indigenous and non-Indigenous Australians.</w:t>
+            </w:r>
+          </w:p>
+          <w:p>
+            <w:r>
+              <w:t xml:space="preserve">Tech stack: </w:t>
+            </w:r>
+            <w:proofErr w:type="spellStart"/>
+            <w:r>
+              <w:t>Wordpress</w:t>
+            </w:r>
+            <w:proofErr w:type="spellEnd"/>
+            <w:r>
+              <w:t xml:space="preserve">, PHP, </w:t>
+            </w:r>
+            <w:proofErr w:type="spellStart"/>
+            <w:r>
+              <w:t>Laravel</w:t>
+            </w:r>
+            <w:proofErr w:type="spellEnd"/>
+            <w:r>
+              <w:t xml:space="preserve">, MySQL, </w:t>
+            </w:r>
+            <w:proofErr w:type="spellStart"/>
+            <w:r>
+              <w:t>Scss</w:t>
+            </w:r>
+            <w:proofErr w:type="spellEnd"/>
+            <w:r>
+              <w:t>, SASS</w:t>
+            </w:r>
+          </w:p>
+          <w:p>
+            <w:hyperlink r:id="rId7" w:history="1">
+              <w:r>
+                <w:rPr>
+                  <w:rStyle w:val="Hyperlink"/>
+                </w:rPr>
+                <w:t>https://sacs.concisedigital.dev/gawura/</w:t>
+              </w:r>
+            </w:hyperlink>
+          </w:p>
+          <w:p/>
+          <w:p>
+            <w:pPr>
+              <w:pStyle w:val="Heading3"/>
+              <w:contextualSpacing w:val="0"/>
+              <w:outlineLvl w:val="2"/>
+            </w:pPr>
+            <w:r>
+              <w:t>20226</w:t>
+            </w:r>
+            <w:r>
+              <w:t>.4</w:t>
+            </w:r>
+            <w:bookmarkStart w:id="0" w:name="_GoBack"/>
+            <w:bookmarkEnd w:id="0"/>
+            <w:r>
+              <w:t xml:space="preserve"> – </w:t>
+            </w:r>
+          </w:p>
+          <w:p>
+            <w:pPr>
+              <w:pStyle w:val="Heading2"/>
+              <w:contextualSpacing w:val="0"/>
+              <w:outlineLvl w:val="1"/>
+            </w:pPr>
+            <w:r>
+              <w:t>athletica</w:t>
+            </w:r>
+            <w:r>
+              <w:t xml:space="preserve">, </w:t>
+            </w:r>
+          </w:p>
+          <w:p>
+            <w:proofErr w:type="spellStart"/>
+            <w:r>
+              <w:t>Athletica</w:t>
+            </w:r>
+            <w:proofErr w:type="spellEnd"/>
+            <w:r>
+              <w:t xml:space="preserve"> is a mobile-first personal training platform for coaches and clients.</w:t>
+            </w:r>
+          </w:p>
+          <w:p>
+            <w:r>
+              <w:t xml:space="preserve">Trainers manage clients, scheduling, workouts, benchmarks, programs, session notes, and video feedback; clients log workouts, view programs, and upload videos. </w:t>
+            </w:r>
+          </w:p>
+          <w:p>
+            <w:r>
+              <w:t xml:space="preserve">Tech stack: </w:t>
+            </w:r>
+            <w:r>
+              <w:t xml:space="preserve">Ionic Framework, React.js, Capacitor, </w:t>
+            </w:r>
+            <w:r>
+              <w:t>Stripe, Firebase, Cloud Functions</w:t>
+            </w:r>
+            <w:r>
+              <w:t xml:space="preserve">, </w:t>
+            </w:r>
+            <w:proofErr w:type="spellStart"/>
+            <w:r>
+              <w:t>Twillio</w:t>
+            </w:r>
+            <w:proofErr w:type="spellEnd"/>
+            <w:r>
+              <w:t>, SMTP/</w:t>
+            </w:r>
+            <w:proofErr w:type="spellStart"/>
+            <w:r>
+              <w:t>Nodemailer</w:t>
+            </w:r>
+            <w:proofErr w:type="spellEnd"/>
+            <w:r>
+              <w:t xml:space="preserve">, Stripe Connect + Checkout, </w:t>
+            </w:r>
+            <w:proofErr w:type="spellStart"/>
+            <w:r>
+              <w:t>PDFKit</w:t>
+            </w:r>
+            <w:proofErr w:type="spellEnd"/>
+            <w:r>
+              <w:t xml:space="preserve">, </w:t>
+            </w:r>
+            <w:proofErr w:type="spellStart"/>
+            <w:r>
+              <w:t>Vitest</w:t>
+            </w:r>
+            <w:proofErr w:type="spellEnd"/>
+            <w:r>
+              <w:t xml:space="preserve"> + Testing</w:t>
+            </w:r>
+          </w:p>
+          <w:p/>
+          <w:p>
+            <w:pPr>
+              <w:pStyle w:val="Heading3"/>
+              <w:contextualSpacing w:val="0"/>
+              <w:outlineLvl w:val="2"/>
+            </w:pPr>
+            <w:r>
               <w:t>2022.6</w:t>
             </w:r>
             <w:r>
@@ -278,7 +462,7 @@
             <w:pPr>
               <w:spacing w:before="100" w:beforeAutospacing="1" w:after="100" w:afterAutospacing="1"/>
             </w:pPr>
-            <w:hyperlink r:id="rId7" w:history="1">
+            <w:hyperlink r:id="rId8" w:history="1">
               <w:r>
                 <w:rPr>
                   <w:rStyle w:val="Hyperlink"/>
@@ -291,7 +475,7 @@
             <w:pPr>
               <w:spacing w:before="100" w:beforeAutospacing="1" w:after="100" w:afterAutospacing="1"/>
             </w:pPr>
-            <w:hyperlink r:id="rId8" w:history="1">
+            <w:hyperlink r:id="rId9" w:history="1">
               <w:r>
                 <w:rPr>
                   <w:rStyle w:val="Hyperlink"/>
@@ -360,6 +544,7 @@
           </w:p>
           <w:p>
             <w:r>
+              <w:lastRenderedPageBreak/>
               <w:t>Also supported the development of a resource platform that categorizes care into seven key areas and 25 subcategories, connecting users with relevant, state-specific support organizations.</w:t>
             </w:r>
           </w:p>
@@ -394,7 +579,7 @@
             </w:r>
           </w:p>
           <w:p>
-            <w:hyperlink r:id="rId9" w:history="1">
+            <w:hyperlink r:id="rId10" w:history="1">
               <w:r>
                 <w:rPr>
                   <w:rStyle w:val="Hyperlink"/>
@@ -404,7 +589,7 @@
             </w:hyperlink>
           </w:p>
           <w:p>
-            <w:hyperlink r:id="rId10" w:history="1">
+            <w:hyperlink r:id="rId11" w:history="1">
               <w:r>
                 <w:rPr>
                   <w:rStyle w:val="Hyperlink"/>
@@ -472,7 +657,7 @@
             </w:r>
           </w:p>
           <w:p>
-            <w:hyperlink r:id="rId11" w:history="1">
+            <w:hyperlink r:id="rId12" w:history="1">
               <w:r>
                 <w:rPr>
                   <w:rStyle w:val="Hyperlink"/>
@@ -597,7 +782,7 @@
             </w:r>
           </w:p>
           <w:p>
-            <w:hyperlink r:id="rId12" w:history="1">
+            <w:hyperlink r:id="rId13" w:history="1">
               <w:r>
                 <w:rPr>
                   <w:rStyle w:val="Hyperlink"/>
@@ -612,7 +797,7 @@
                 <w:tab w:val="left" w:pos="3210"/>
               </w:tabs>
             </w:pPr>
-            <w:hyperlink r:id="rId13" w:history="1">
+            <w:hyperlink r:id="rId14" w:history="1">
               <w:r>
                 <w:rPr>
                   <w:rStyle w:val="Hyperlink"/>
@@ -790,7 +975,7 @@
             </w:r>
           </w:p>
           <w:p>
-            <w:hyperlink r:id="rId14" w:history="1">
+            <w:hyperlink r:id="rId15" w:history="1">
               <w:r>
                 <w:rPr>
                   <w:rStyle w:val="Hyperlink"/>
@@ -904,8 +1089,6 @@
             <w:pPr>
               <w:contextualSpacing w:val="0"/>
             </w:pPr>
-            <w:bookmarkStart w:id="0" w:name="_GoBack"/>
-            <w:bookmarkEnd w:id="0"/>
           </w:p>
         </w:tc>
       </w:tr>
@@ -1125,8 +1308,8 @@
       </w:r>
     </w:p>
     <w:sectPr>
-      <w:footerReference w:type="default" r:id="rId15"/>
-      <w:headerReference w:type="first" r:id="rId16"/>
+      <w:footerReference w:type="default" r:id="rId16"/>
+      <w:headerReference w:type="first" r:id="rId17"/>
       <w:pgSz w:w="12240" w:h="15840" w:code="1"/>
       <w:pgMar w:top="950" w:right="1440" w:bottom="1080" w:left="1440" w:header="576" w:footer="720" w:gutter="0"/>
       <w:cols w:space="720"/>
@@ -1506,7 +1689,6 @@
     <w:lvl w:ilvl="0">
       <w:start w:val="1"/>
       <w:numFmt w:val="bullet"/>
-      <w:pStyle w:val="ListBullet"/>
       <w:lvlText w:val=""/>
       <w:lvlJc w:val="left"/>
       <w:pPr>
@@ -2482,6 +2664,7 @@
   <w:style w:type="character" w:default="1" w:styleId="DefaultParagraphFont">
     <w:name w:val="Default Paragraph Font"/>
     <w:uiPriority w:val="1"/>
+    <w:semiHidden/>
     <w:unhideWhenUsed/>
   </w:style>
   <w:style w:type="table" w:default="1" w:styleId="TableNormal">
@@ -26723,7 +26906,7 @@
     <w:charset w:val="00"/>
     <w:family w:val="roman"/>
     <w:pitch w:val="variable"/>
-    <w:sig w:usb0="E0002AFF" w:usb1="C0007843" w:usb2="00000009" w:usb3="00000000" w:csb0="000001FF" w:csb1="00000000"/>
+    <w:sig w:usb0="E0002EFF" w:usb1="C000785B" w:usb2="00000009" w:usb3="00000000" w:csb0="000001FF" w:csb1="00000000"/>
   </w:font>
   <w:font w:name="Courier New">
     <w:panose1 w:val="02070309020205020404"/>
@@ -26744,7 +26927,7 @@
     <w:charset w:val="00"/>
     <w:family w:val="swiss"/>
     <w:pitch w:val="variable"/>
-    <w:sig w:usb0="E00002FF" w:usb1="4000ACFF" w:usb2="00000001" w:usb3="00000000" w:csb0="0000019F" w:csb1="00000000"/>
+    <w:sig w:usb0="E4002EFF" w:usb1="C200247B" w:usb2="00000009" w:usb3="00000000" w:csb0="000001FF" w:csb1="00000000"/>
   </w:font>
   <w:font w:name="Georgia">
     <w:panose1 w:val="02040502050405020303"/>
@@ -26775,7 +26958,7 @@
     <w:sig w:usb0="00000000" w:usb1="00007843" w:usb2="00000001" w:usb3="00000000" w:csb0="400001BF" w:csb1="DFF70000"/>
   </w:font>
   <w:font w:name="SimHei">
-    <w:altName w:val="Microsoft YaHei UI"/>
+    <w:altName w:val="黑体"/>
     <w:panose1 w:val="02010600030101010101"/>
     <w:charset w:val="86"/>
     <w:family w:val="auto"/>
@@ -26787,7 +26970,7 @@
     <w:charset w:val="00"/>
     <w:family w:val="swiss"/>
     <w:pitch w:val="variable"/>
-    <w:sig w:usb0="A00002EF" w:usb1="4000207B" w:usb2="00000000" w:usb3="00000000" w:csb0="0000009F" w:csb1="00000000"/>
+    <w:sig w:usb0="E4002EFF" w:usb1="C200247B" w:usb2="00000009" w:usb3="00000000" w:csb0="000001FF" w:csb1="00000000"/>
   </w:font>
 </w:fonts>
 </file>
@@ -26808,6 +26991,8 @@
   <w:rsids>
     <w:rsidRoot w:val="00206467"/>
     <w:rsid w:val="00206467"/>
+    <w:rsid w:val="0077114A"/>
+    <w:rsid w:val="0090468B"/>
     <w:rsid w:val="00AA42CA"/>
   </w:rsids>
   <m:mathPr>

--- a/my resume/Bai feng-resume(new).docx
+++ b/my resume/Bai feng-resume(new).docx
@@ -217,7 +217,7 @@
               <w:outlineLvl w:val="2"/>
             </w:pPr>
             <w:r>
-              <w:t>2022</w:t>
+              <w:t>202</w:t>
             </w:r>
             <w:r>
               <w:t>6.5</w:t>
@@ -308,13 +308,14 @@
               <w:outlineLvl w:val="2"/>
             </w:pPr>
             <w:r>
-              <w:t>20226</w:t>
+              <w:t>20</w:t>
+            </w:r>
+            <w:r>
+              <w:t>26</w:t>
             </w:r>
             <w:r>
               <w:t>.4</w:t>
             </w:r>
-            <w:bookmarkStart w:id="0" w:name="_GoBack"/>
-            <w:bookmarkEnd w:id="0"/>
             <w:r>
               <w:t xml:space="preserve"> – </w:t>
             </w:r>
@@ -349,10 +350,7 @@
           </w:p>
           <w:p>
             <w:r>
-              <w:t xml:space="preserve">Tech stack: </w:t>
-            </w:r>
-            <w:r>
-              <w:t xml:space="preserve">Ionic Framework, React.js, Capacitor, </w:t>
+              <w:t xml:space="preserve">Tech stack: Ionic Framework, React.js, Capacitor, </w:t>
             </w:r>
             <w:r>
               <w:t>Stripe, Firebase, Cloud Functions</w:t>
@@ -489,6 +487,89 @@
               <w:spacing w:before="100" w:beforeAutospacing="1" w:after="100" w:afterAutospacing="1"/>
             </w:pPr>
           </w:p>
+          <w:p>
+            <w:pPr>
+              <w:pStyle w:val="Heading3"/>
+              <w:contextualSpacing w:val="0"/>
+              <w:outlineLvl w:val="2"/>
+            </w:pPr>
+            <w:r>
+              <w:t>2023.9</w:t>
+            </w:r>
+            <w:r>
+              <w:t xml:space="preserve"> – </w:t>
+            </w:r>
+            <w:r>
+              <w:t>2024.5</w:t>
+            </w:r>
+          </w:p>
+          <w:p>
+            <w:pPr>
+              <w:pStyle w:val="Heading2"/>
+              <w:contextualSpacing w:val="0"/>
+              <w:outlineLvl w:val="1"/>
+            </w:pPr>
+            <w:r>
+              <w:t>Courageous kids app</w:t>
+            </w:r>
+            <w:r>
+              <w:t xml:space="preserve">, </w:t>
+            </w:r>
+            <w:r>
+              <w:rPr>
+                <w:rStyle w:val="SubtleReference"/>
+              </w:rPr>
+              <w:t>kathryn hackman</w:t>
+            </w:r>
+          </w:p>
+          <w:p>
+            <w:r>
+              <w:t xml:space="preserve">Courageous Kids App is a child-focused educational and emotional support app designed to help young children (mainly ages 2–6) handle anxiety, transitions, and social situations through </w:t>
+            </w:r>
+            <w:r>
+              <w:lastRenderedPageBreak/>
+              <w:t>personalized stories, visual schedules, and interactive games. It was created by parents and child-development professionals.</w:t>
+            </w:r>
+          </w:p>
+          <w:p>
+            <w:r>
+              <w:t xml:space="preserve">Tech stack: Ionic, Angular, </w:t>
+            </w:r>
+            <w:proofErr w:type="spellStart"/>
+            <w:r>
+              <w:t>TypeScript</w:t>
+            </w:r>
+            <w:proofErr w:type="spellEnd"/>
+            <w:r>
+              <w:t>, Firebase, Cloud Functions, Capacitor, Cordova.</w:t>
+            </w:r>
+            <w:r>
+              <w:t xml:space="preserve"> </w:t>
+            </w:r>
+            <w:proofErr w:type="spellStart"/>
+            <w:r>
+              <w:t>RevenueCat</w:t>
+            </w:r>
+            <w:proofErr w:type="spellEnd"/>
+          </w:p>
+          <w:p>
+            <w:pPr>
+              <w:spacing w:before="100" w:beforeAutospacing="1" w:after="100" w:afterAutospacing="1"/>
+            </w:pPr>
+            <w:hyperlink r:id="rId10" w:history="1">
+              <w:r>
+                <w:rPr>
+                  <w:rStyle w:val="Hyperlink"/>
+                </w:rPr>
+                <w:t>https://play.google.com/store/apps/details?id=au.com.courageouskids.android</w:t>
+              </w:r>
+            </w:hyperlink>
+          </w:p>
+          <w:p>
+            <w:pPr>
+              <w:spacing w:before="100" w:beforeAutospacing="1" w:after="100" w:afterAutospacing="1"/>
+            </w:pPr>
+          </w:p>
         </w:tc>
       </w:tr>
       <w:tr>
@@ -506,6 +587,7 @@
               <w:outlineLvl w:val="2"/>
             </w:pPr>
             <w:r>
+              <w:lastRenderedPageBreak/>
               <w:t>2022.11</w:t>
             </w:r>
             <w:r>
@@ -544,7 +626,6 @@
           </w:p>
           <w:p>
             <w:r>
-              <w:lastRenderedPageBreak/>
               <w:t>Also supported the development of a resource platform that categorizes care into seven key areas and 25 subcategories, connecting users with relevant, state-specific support organizations.</w:t>
             </w:r>
           </w:p>
@@ -579,7 +660,7 @@
             </w:r>
           </w:p>
           <w:p>
-            <w:hyperlink r:id="rId10" w:history="1">
+            <w:hyperlink r:id="rId11" w:history="1">
               <w:r>
                 <w:rPr>
                   <w:rStyle w:val="Hyperlink"/>
@@ -589,7 +670,7 @@
             </w:hyperlink>
           </w:p>
           <w:p>
-            <w:hyperlink r:id="rId11" w:history="1">
+            <w:hyperlink r:id="rId12" w:history="1">
               <w:r>
                 <w:rPr>
                   <w:rStyle w:val="Hyperlink"/>
@@ -657,7 +738,7 @@
             </w:r>
           </w:p>
           <w:p>
-            <w:hyperlink r:id="rId12" w:history="1">
+            <w:hyperlink r:id="rId13" w:history="1">
               <w:r>
                 <w:rPr>
                   <w:rStyle w:val="Hyperlink"/>
@@ -782,7 +863,7 @@
             </w:r>
           </w:p>
           <w:p>
-            <w:hyperlink r:id="rId13" w:history="1">
+            <w:hyperlink r:id="rId14" w:history="1">
               <w:r>
                 <w:rPr>
                   <w:rStyle w:val="Hyperlink"/>
@@ -797,7 +878,7 @@
                 <w:tab w:val="left" w:pos="3210"/>
               </w:tabs>
             </w:pPr>
-            <w:hyperlink r:id="rId14" w:history="1">
+            <w:hyperlink r:id="rId15" w:history="1">
               <w:r>
                 <w:rPr>
                   <w:rStyle w:val="Hyperlink"/>
@@ -844,6 +925,7 @@
           </w:p>
           <w:p>
             <w:r>
+              <w:lastRenderedPageBreak/>
               <w:t xml:space="preserve">Contributed to </w:t>
             </w:r>
             <w:proofErr w:type="spellStart"/>
@@ -975,7 +1057,7 @@
             </w:r>
           </w:p>
           <w:p>
-            <w:hyperlink r:id="rId15" w:history="1">
+            <w:hyperlink r:id="rId16" w:history="1">
               <w:r>
                 <w:rPr>
                   <w:rStyle w:val="Hyperlink"/>
@@ -1296,6 +1378,7 @@
     <w:p/>
     <w:p>
       <w:r>
+        <w:lastRenderedPageBreak/>
         <w:t xml:space="preserve">Passionate about exploring emerging technologies such as AI and </w:t>
       </w:r>
       <w:proofErr w:type="spellStart"/>
@@ -1307,9 +1390,13 @@
         <w:t>, and applying them to real-world applications. Enjoy mentoring, problem-solving, and contributing to projects that deliver meaningful user impact.</w:t>
       </w:r>
     </w:p>
+    <w:p>
+      <w:bookmarkStart w:id="0" w:name="_GoBack"/>
+      <w:bookmarkEnd w:id="0"/>
+    </w:p>
     <w:sectPr>
-      <w:footerReference w:type="default" r:id="rId16"/>
-      <w:headerReference w:type="first" r:id="rId17"/>
+      <w:footerReference w:type="default" r:id="rId17"/>
+      <w:headerReference w:type="first" r:id="rId18"/>
       <w:pgSz w:w="12240" w:h="15840" w:code="1"/>
       <w:pgMar w:top="950" w:right="1440" w:bottom="1080" w:left="1440" w:header="576" w:footer="720" w:gutter="0"/>
       <w:cols w:space="720"/>
@@ -1701,6 +1788,453 @@
     </w:lvl>
   </w:abstractNum>
   <w:abstractNum w:abstractNumId="10" w15:restartNumberingAfterBreak="0">
+    <w:nsid w:val="02617A45"/>
+    <w:multiLevelType w:val="multilevel"/>
+    <w:tmpl w:val="19AC2794"/>
+    <w:lvl w:ilvl="0">
+      <w:start w:val="1"/>
+      <w:numFmt w:val="bullet"/>
+      <w:lvlText w:val=""/>
+      <w:lvlJc w:val="left"/>
+      <w:pPr>
+        <w:tabs>
+          <w:tab w:val="num" w:pos="720"/>
+        </w:tabs>
+        <w:ind w:left="720" w:hanging="360"/>
+      </w:pPr>
+      <w:rPr>
+        <w:rFonts w:ascii="Symbol" w:hAnsi="Symbol" w:hint="default"/>
+        <w:sz w:val="20"/>
+      </w:rPr>
+    </w:lvl>
+    <w:lvl w:ilvl="1" w:tentative="1">
+      <w:start w:val="1"/>
+      <w:numFmt w:val="bullet"/>
+      <w:lvlText w:val="o"/>
+      <w:lvlJc w:val="left"/>
+      <w:pPr>
+        <w:tabs>
+          <w:tab w:val="num" w:pos="1440"/>
+        </w:tabs>
+        <w:ind w:left="1440" w:hanging="360"/>
+      </w:pPr>
+      <w:rPr>
+        <w:rFonts w:ascii="Courier New" w:hAnsi="Courier New" w:hint="default"/>
+        <w:sz w:val="20"/>
+      </w:rPr>
+    </w:lvl>
+    <w:lvl w:ilvl="2" w:tentative="1">
+      <w:start w:val="1"/>
+      <w:numFmt w:val="bullet"/>
+      <w:lvlText w:val=""/>
+      <w:lvlJc w:val="left"/>
+      <w:pPr>
+        <w:tabs>
+          <w:tab w:val="num" w:pos="2160"/>
+        </w:tabs>
+        <w:ind w:left="2160" w:hanging="360"/>
+      </w:pPr>
+      <w:rPr>
+        <w:rFonts w:ascii="Wingdings" w:hAnsi="Wingdings" w:hint="default"/>
+        <w:sz w:val="20"/>
+      </w:rPr>
+    </w:lvl>
+    <w:lvl w:ilvl="3" w:tentative="1">
+      <w:start w:val="1"/>
+      <w:numFmt w:val="bullet"/>
+      <w:lvlText w:val=""/>
+      <w:lvlJc w:val="left"/>
+      <w:pPr>
+        <w:tabs>
+          <w:tab w:val="num" w:pos="2880"/>
+        </w:tabs>
+        <w:ind w:left="2880" w:hanging="360"/>
+      </w:pPr>
+      <w:rPr>
+        <w:rFonts w:ascii="Wingdings" w:hAnsi="Wingdings" w:hint="default"/>
+        <w:sz w:val="20"/>
+      </w:rPr>
+    </w:lvl>
+    <w:lvl w:ilvl="4" w:tentative="1">
+      <w:start w:val="1"/>
+      <w:numFmt w:val="bullet"/>
+      <w:lvlText w:val=""/>
+      <w:lvlJc w:val="left"/>
+      <w:pPr>
+        <w:tabs>
+          <w:tab w:val="num" w:pos="3600"/>
+        </w:tabs>
+        <w:ind w:left="3600" w:hanging="360"/>
+      </w:pPr>
+      <w:rPr>
+        <w:rFonts w:ascii="Wingdings" w:hAnsi="Wingdings" w:hint="default"/>
+        <w:sz w:val="20"/>
+      </w:rPr>
+    </w:lvl>
+    <w:lvl w:ilvl="5" w:tentative="1">
+      <w:start w:val="1"/>
+      <w:numFmt w:val="bullet"/>
+      <w:lvlText w:val=""/>
+      <w:lvlJc w:val="left"/>
+      <w:pPr>
+        <w:tabs>
+          <w:tab w:val="num" w:pos="4320"/>
+        </w:tabs>
+        <w:ind w:left="4320" w:hanging="360"/>
+      </w:pPr>
+      <w:rPr>
+        <w:rFonts w:ascii="Wingdings" w:hAnsi="Wingdings" w:hint="default"/>
+        <w:sz w:val="20"/>
+      </w:rPr>
+    </w:lvl>
+    <w:lvl w:ilvl="6" w:tentative="1">
+      <w:start w:val="1"/>
+      <w:numFmt w:val="bullet"/>
+      <w:lvlText w:val=""/>
+      <w:lvlJc w:val="left"/>
+      <w:pPr>
+        <w:tabs>
+          <w:tab w:val="num" w:pos="5040"/>
+        </w:tabs>
+        <w:ind w:left="5040" w:hanging="360"/>
+      </w:pPr>
+      <w:rPr>
+        <w:rFonts w:ascii="Wingdings" w:hAnsi="Wingdings" w:hint="default"/>
+        <w:sz w:val="20"/>
+      </w:rPr>
+    </w:lvl>
+    <w:lvl w:ilvl="7" w:tentative="1">
+      <w:start w:val="1"/>
+      <w:numFmt w:val="bullet"/>
+      <w:lvlText w:val=""/>
+      <w:lvlJc w:val="left"/>
+      <w:pPr>
+        <w:tabs>
+          <w:tab w:val="num" w:pos="5760"/>
+        </w:tabs>
+        <w:ind w:left="5760" w:hanging="360"/>
+      </w:pPr>
+      <w:rPr>
+        <w:rFonts w:ascii="Wingdings" w:hAnsi="Wingdings" w:hint="default"/>
+        <w:sz w:val="20"/>
+      </w:rPr>
+    </w:lvl>
+    <w:lvl w:ilvl="8" w:tentative="1">
+      <w:start w:val="1"/>
+      <w:numFmt w:val="bullet"/>
+      <w:lvlText w:val=""/>
+      <w:lvlJc w:val="left"/>
+      <w:pPr>
+        <w:tabs>
+          <w:tab w:val="num" w:pos="6480"/>
+        </w:tabs>
+        <w:ind w:left="6480" w:hanging="360"/>
+      </w:pPr>
+      <w:rPr>
+        <w:rFonts w:ascii="Wingdings" w:hAnsi="Wingdings" w:hint="default"/>
+        <w:sz w:val="20"/>
+      </w:rPr>
+    </w:lvl>
+  </w:abstractNum>
+  <w:abstractNum w:abstractNumId="11" w15:restartNumberingAfterBreak="0">
+    <w:nsid w:val="14D61253"/>
+    <w:multiLevelType w:val="multilevel"/>
+    <w:tmpl w:val="7E5AAB16"/>
+    <w:lvl w:ilvl="0">
+      <w:start w:val="1"/>
+      <w:numFmt w:val="bullet"/>
+      <w:lvlText w:val=""/>
+      <w:lvlJc w:val="left"/>
+      <w:pPr>
+        <w:tabs>
+          <w:tab w:val="num" w:pos="720"/>
+        </w:tabs>
+        <w:ind w:left="720" w:hanging="360"/>
+      </w:pPr>
+      <w:rPr>
+        <w:rFonts w:ascii="Symbol" w:hAnsi="Symbol" w:hint="default"/>
+        <w:sz w:val="20"/>
+      </w:rPr>
+    </w:lvl>
+    <w:lvl w:ilvl="1" w:tentative="1">
+      <w:start w:val="1"/>
+      <w:numFmt w:val="bullet"/>
+      <w:lvlText w:val="o"/>
+      <w:lvlJc w:val="left"/>
+      <w:pPr>
+        <w:tabs>
+          <w:tab w:val="num" w:pos="1440"/>
+        </w:tabs>
+        <w:ind w:left="1440" w:hanging="360"/>
+      </w:pPr>
+      <w:rPr>
+        <w:rFonts w:ascii="Courier New" w:hAnsi="Courier New" w:hint="default"/>
+        <w:sz w:val="20"/>
+      </w:rPr>
+    </w:lvl>
+    <w:lvl w:ilvl="2" w:tentative="1">
+      <w:start w:val="1"/>
+      <w:numFmt w:val="bullet"/>
+      <w:lvlText w:val=""/>
+      <w:lvlJc w:val="left"/>
+      <w:pPr>
+        <w:tabs>
+          <w:tab w:val="num" w:pos="2160"/>
+        </w:tabs>
+        <w:ind w:left="2160" w:hanging="360"/>
+      </w:pPr>
+      <w:rPr>
+        <w:rFonts w:ascii="Wingdings" w:hAnsi="Wingdings" w:hint="default"/>
+        <w:sz w:val="20"/>
+      </w:rPr>
+    </w:lvl>
+    <w:lvl w:ilvl="3" w:tentative="1">
+      <w:start w:val="1"/>
+      <w:numFmt w:val="bullet"/>
+      <w:lvlText w:val=""/>
+      <w:lvlJc w:val="left"/>
+      <w:pPr>
+        <w:tabs>
+          <w:tab w:val="num" w:pos="2880"/>
+        </w:tabs>
+        <w:ind w:left="2880" w:hanging="360"/>
+      </w:pPr>
+      <w:rPr>
+        <w:rFonts w:ascii="Wingdings" w:hAnsi="Wingdings" w:hint="default"/>
+        <w:sz w:val="20"/>
+      </w:rPr>
+    </w:lvl>
+    <w:lvl w:ilvl="4" w:tentative="1">
+      <w:start w:val="1"/>
+      <w:numFmt w:val="bullet"/>
+      <w:lvlText w:val=""/>
+      <w:lvlJc w:val="left"/>
+      <w:pPr>
+        <w:tabs>
+          <w:tab w:val="num" w:pos="3600"/>
+        </w:tabs>
+        <w:ind w:left="3600" w:hanging="360"/>
+      </w:pPr>
+      <w:rPr>
+        <w:rFonts w:ascii="Wingdings" w:hAnsi="Wingdings" w:hint="default"/>
+        <w:sz w:val="20"/>
+      </w:rPr>
+    </w:lvl>
+    <w:lvl w:ilvl="5" w:tentative="1">
+      <w:start w:val="1"/>
+      <w:numFmt w:val="bullet"/>
+      <w:lvlText w:val=""/>
+      <w:lvlJc w:val="left"/>
+      <w:pPr>
+        <w:tabs>
+          <w:tab w:val="num" w:pos="4320"/>
+        </w:tabs>
+        <w:ind w:left="4320" w:hanging="360"/>
+      </w:pPr>
+      <w:rPr>
+        <w:rFonts w:ascii="Wingdings" w:hAnsi="Wingdings" w:hint="default"/>
+        <w:sz w:val="20"/>
+      </w:rPr>
+    </w:lvl>
+    <w:lvl w:ilvl="6" w:tentative="1">
+      <w:start w:val="1"/>
+      <w:numFmt w:val="bullet"/>
+      <w:lvlText w:val=""/>
+      <w:lvlJc w:val="left"/>
+      <w:pPr>
+        <w:tabs>
+          <w:tab w:val="num" w:pos="5040"/>
+        </w:tabs>
+        <w:ind w:left="5040" w:hanging="360"/>
+      </w:pPr>
+      <w:rPr>
+        <w:rFonts w:ascii="Wingdings" w:hAnsi="Wingdings" w:hint="default"/>
+        <w:sz w:val="20"/>
+      </w:rPr>
+    </w:lvl>
+    <w:lvl w:ilvl="7" w:tentative="1">
+      <w:start w:val="1"/>
+      <w:numFmt w:val="bullet"/>
+      <w:lvlText w:val=""/>
+      <w:lvlJc w:val="left"/>
+      <w:pPr>
+        <w:tabs>
+          <w:tab w:val="num" w:pos="5760"/>
+        </w:tabs>
+        <w:ind w:left="5760" w:hanging="360"/>
+      </w:pPr>
+      <w:rPr>
+        <w:rFonts w:ascii="Wingdings" w:hAnsi="Wingdings" w:hint="default"/>
+        <w:sz w:val="20"/>
+      </w:rPr>
+    </w:lvl>
+    <w:lvl w:ilvl="8" w:tentative="1">
+      <w:start w:val="1"/>
+      <w:numFmt w:val="bullet"/>
+      <w:lvlText w:val=""/>
+      <w:lvlJc w:val="left"/>
+      <w:pPr>
+        <w:tabs>
+          <w:tab w:val="num" w:pos="6480"/>
+        </w:tabs>
+        <w:ind w:left="6480" w:hanging="360"/>
+      </w:pPr>
+      <w:rPr>
+        <w:rFonts w:ascii="Wingdings" w:hAnsi="Wingdings" w:hint="default"/>
+        <w:sz w:val="20"/>
+      </w:rPr>
+    </w:lvl>
+  </w:abstractNum>
+  <w:abstractNum w:abstractNumId="12" w15:restartNumberingAfterBreak="0">
+    <w:nsid w:val="154B0389"/>
+    <w:multiLevelType w:val="multilevel"/>
+    <w:tmpl w:val="85DA61D0"/>
+    <w:lvl w:ilvl="0">
+      <w:start w:val="1"/>
+      <w:numFmt w:val="bullet"/>
+      <w:lvlText w:val=""/>
+      <w:lvlJc w:val="left"/>
+      <w:pPr>
+        <w:tabs>
+          <w:tab w:val="num" w:pos="720"/>
+        </w:tabs>
+        <w:ind w:left="720" w:hanging="360"/>
+      </w:pPr>
+      <w:rPr>
+        <w:rFonts w:ascii="Symbol" w:hAnsi="Symbol" w:hint="default"/>
+        <w:sz w:val="20"/>
+      </w:rPr>
+    </w:lvl>
+    <w:lvl w:ilvl="1" w:tentative="1">
+      <w:start w:val="1"/>
+      <w:numFmt w:val="bullet"/>
+      <w:lvlText w:val="o"/>
+      <w:lvlJc w:val="left"/>
+      <w:pPr>
+        <w:tabs>
+          <w:tab w:val="num" w:pos="1440"/>
+        </w:tabs>
+        <w:ind w:left="1440" w:hanging="360"/>
+      </w:pPr>
+      <w:rPr>
+        <w:rFonts w:ascii="Courier New" w:hAnsi="Courier New" w:hint="default"/>
+        <w:sz w:val="20"/>
+      </w:rPr>
+    </w:lvl>
+    <w:lvl w:ilvl="2" w:tentative="1">
+      <w:start w:val="1"/>
+      <w:numFmt w:val="bullet"/>
+      <w:lvlText w:val=""/>
+      <w:lvlJc w:val="left"/>
+      <w:pPr>
+        <w:tabs>
+          <w:tab w:val="num" w:pos="2160"/>
+        </w:tabs>
+        <w:ind w:left="2160" w:hanging="360"/>
+      </w:pPr>
+      <w:rPr>
+        <w:rFonts w:ascii="Wingdings" w:hAnsi="Wingdings" w:hint="default"/>
+        <w:sz w:val="20"/>
+      </w:rPr>
+    </w:lvl>
+    <w:lvl w:ilvl="3" w:tentative="1">
+      <w:start w:val="1"/>
+      <w:numFmt w:val="bullet"/>
+      <w:lvlText w:val=""/>
+      <w:lvlJc w:val="left"/>
+      <w:pPr>
+        <w:tabs>
+          <w:tab w:val="num" w:pos="2880"/>
+        </w:tabs>
+        <w:ind w:left="2880" w:hanging="360"/>
+      </w:pPr>
+      <w:rPr>
+        <w:rFonts w:ascii="Wingdings" w:hAnsi="Wingdings" w:hint="default"/>
+        <w:sz w:val="20"/>
+      </w:rPr>
+    </w:lvl>
+    <w:lvl w:ilvl="4" w:tentative="1">
+      <w:start w:val="1"/>
+      <w:numFmt w:val="bullet"/>
+      <w:lvlText w:val=""/>
+      <w:lvlJc w:val="left"/>
+      <w:pPr>
+        <w:tabs>
+          <w:tab w:val="num" w:pos="3600"/>
+        </w:tabs>
+        <w:ind w:left="3600" w:hanging="360"/>
+      </w:pPr>
+      <w:rPr>
+        <w:rFonts w:ascii="Wingdings" w:hAnsi="Wingdings" w:hint="default"/>
+        <w:sz w:val="20"/>
+      </w:rPr>
+    </w:lvl>
+    <w:lvl w:ilvl="5" w:tentative="1">
+      <w:start w:val="1"/>
+      <w:numFmt w:val="bullet"/>
+      <w:lvlText w:val=""/>
+      <w:lvlJc w:val="left"/>
+      <w:pPr>
+        <w:tabs>
+          <w:tab w:val="num" w:pos="4320"/>
+        </w:tabs>
+        <w:ind w:left="4320" w:hanging="360"/>
+      </w:pPr>
+      <w:rPr>
+        <w:rFonts w:ascii="Wingdings" w:hAnsi="Wingdings" w:hint="default"/>
+        <w:sz w:val="20"/>
+      </w:rPr>
+    </w:lvl>
+    <w:lvl w:ilvl="6" w:tentative="1">
+      <w:start w:val="1"/>
+      <w:numFmt w:val="bullet"/>
+      <w:lvlText w:val=""/>
+      <w:lvlJc w:val="left"/>
+      <w:pPr>
+        <w:tabs>
+          <w:tab w:val="num" w:pos="5040"/>
+        </w:tabs>
+        <w:ind w:left="5040" w:hanging="360"/>
+      </w:pPr>
+      <w:rPr>
+        <w:rFonts w:ascii="Wingdings" w:hAnsi="Wingdings" w:hint="default"/>
+        <w:sz w:val="20"/>
+      </w:rPr>
+    </w:lvl>
+    <w:lvl w:ilvl="7" w:tentative="1">
+      <w:start w:val="1"/>
+      <w:numFmt w:val="bullet"/>
+      <w:lvlText w:val=""/>
+      <w:lvlJc w:val="left"/>
+      <w:pPr>
+        <w:tabs>
+          <w:tab w:val="num" w:pos="5760"/>
+        </w:tabs>
+        <w:ind w:left="5760" w:hanging="360"/>
+      </w:pPr>
+      <w:rPr>
+        <w:rFonts w:ascii="Wingdings" w:hAnsi="Wingdings" w:hint="default"/>
+        <w:sz w:val="20"/>
+      </w:rPr>
+    </w:lvl>
+    <w:lvl w:ilvl="8" w:tentative="1">
+      <w:start w:val="1"/>
+      <w:numFmt w:val="bullet"/>
+      <w:lvlText w:val=""/>
+      <w:lvlJc w:val="left"/>
+      <w:pPr>
+        <w:tabs>
+          <w:tab w:val="num" w:pos="6480"/>
+        </w:tabs>
+        <w:ind w:left="6480" w:hanging="360"/>
+      </w:pPr>
+      <w:rPr>
+        <w:rFonts w:ascii="Wingdings" w:hAnsi="Wingdings" w:hint="default"/>
+        <w:sz w:val="20"/>
+      </w:rPr>
+    </w:lvl>
+  </w:abstractNum>
+  <w:abstractNum w:abstractNumId="13" w15:restartNumberingAfterBreak="0">
     <w:nsid w:val="19FD4007"/>
     <w:multiLevelType w:val="multilevel"/>
     <w:tmpl w:val="9148F2AC"/>
@@ -1820,7 +2354,417 @@
       </w:rPr>
     </w:lvl>
   </w:abstractNum>
-  <w:abstractNum w:abstractNumId="11" w15:restartNumberingAfterBreak="0">
+  <w:abstractNum w:abstractNumId="14" w15:restartNumberingAfterBreak="0">
+    <w:nsid w:val="20A475AC"/>
+    <w:multiLevelType w:val="multilevel"/>
+    <w:tmpl w:val="3AC4E224"/>
+    <w:lvl w:ilvl="0">
+      <w:start w:val="1"/>
+      <w:numFmt w:val="bullet"/>
+      <w:lvlText w:val=""/>
+      <w:lvlJc w:val="left"/>
+      <w:pPr>
+        <w:tabs>
+          <w:tab w:val="num" w:pos="720"/>
+        </w:tabs>
+        <w:ind w:left="720" w:hanging="360"/>
+      </w:pPr>
+      <w:rPr>
+        <w:rFonts w:ascii="Symbol" w:hAnsi="Symbol" w:hint="default"/>
+        <w:sz w:val="20"/>
+      </w:rPr>
+    </w:lvl>
+    <w:lvl w:ilvl="1" w:tentative="1">
+      <w:start w:val="1"/>
+      <w:numFmt w:val="bullet"/>
+      <w:lvlText w:val="o"/>
+      <w:lvlJc w:val="left"/>
+      <w:pPr>
+        <w:tabs>
+          <w:tab w:val="num" w:pos="1440"/>
+        </w:tabs>
+        <w:ind w:left="1440" w:hanging="360"/>
+      </w:pPr>
+      <w:rPr>
+        <w:rFonts w:ascii="Courier New" w:hAnsi="Courier New" w:hint="default"/>
+        <w:sz w:val="20"/>
+      </w:rPr>
+    </w:lvl>
+    <w:lvl w:ilvl="2" w:tentative="1">
+      <w:start w:val="1"/>
+      <w:numFmt w:val="bullet"/>
+      <w:lvlText w:val=""/>
+      <w:lvlJc w:val="left"/>
+      <w:pPr>
+        <w:tabs>
+          <w:tab w:val="num" w:pos="2160"/>
+        </w:tabs>
+        <w:ind w:left="2160" w:hanging="360"/>
+      </w:pPr>
+      <w:rPr>
+        <w:rFonts w:ascii="Wingdings" w:hAnsi="Wingdings" w:hint="default"/>
+        <w:sz w:val="20"/>
+      </w:rPr>
+    </w:lvl>
+    <w:lvl w:ilvl="3" w:tentative="1">
+      <w:start w:val="1"/>
+      <w:numFmt w:val="bullet"/>
+      <w:lvlText w:val=""/>
+      <w:lvlJc w:val="left"/>
+      <w:pPr>
+        <w:tabs>
+          <w:tab w:val="num" w:pos="2880"/>
+        </w:tabs>
+        <w:ind w:left="2880" w:hanging="360"/>
+      </w:pPr>
+      <w:rPr>
+        <w:rFonts w:ascii="Wingdings" w:hAnsi="Wingdings" w:hint="default"/>
+        <w:sz w:val="20"/>
+      </w:rPr>
+    </w:lvl>
+    <w:lvl w:ilvl="4" w:tentative="1">
+      <w:start w:val="1"/>
+      <w:numFmt w:val="bullet"/>
+      <w:lvlText w:val=""/>
+      <w:lvlJc w:val="left"/>
+      <w:pPr>
+        <w:tabs>
+          <w:tab w:val="num" w:pos="3600"/>
+        </w:tabs>
+        <w:ind w:left="3600" w:hanging="360"/>
+      </w:pPr>
+      <w:rPr>
+        <w:rFonts w:ascii="Wingdings" w:hAnsi="Wingdings" w:hint="default"/>
+        <w:sz w:val="20"/>
+      </w:rPr>
+    </w:lvl>
+    <w:lvl w:ilvl="5" w:tentative="1">
+      <w:start w:val="1"/>
+      <w:numFmt w:val="bullet"/>
+      <w:lvlText w:val=""/>
+      <w:lvlJc w:val="left"/>
+      <w:pPr>
+        <w:tabs>
+          <w:tab w:val="num" w:pos="4320"/>
+        </w:tabs>
+        <w:ind w:left="4320" w:hanging="360"/>
+      </w:pPr>
+      <w:rPr>
+        <w:rFonts w:ascii="Wingdings" w:hAnsi="Wingdings" w:hint="default"/>
+        <w:sz w:val="20"/>
+      </w:rPr>
+    </w:lvl>
+    <w:lvl w:ilvl="6" w:tentative="1">
+      <w:start w:val="1"/>
+      <w:numFmt w:val="bullet"/>
+      <w:lvlText w:val=""/>
+      <w:lvlJc w:val="left"/>
+      <w:pPr>
+        <w:tabs>
+          <w:tab w:val="num" w:pos="5040"/>
+        </w:tabs>
+        <w:ind w:left="5040" w:hanging="360"/>
+      </w:pPr>
+      <w:rPr>
+        <w:rFonts w:ascii="Wingdings" w:hAnsi="Wingdings" w:hint="default"/>
+        <w:sz w:val="20"/>
+      </w:rPr>
+    </w:lvl>
+    <w:lvl w:ilvl="7" w:tentative="1">
+      <w:start w:val="1"/>
+      <w:numFmt w:val="bullet"/>
+      <w:lvlText w:val=""/>
+      <w:lvlJc w:val="left"/>
+      <w:pPr>
+        <w:tabs>
+          <w:tab w:val="num" w:pos="5760"/>
+        </w:tabs>
+        <w:ind w:left="5760" w:hanging="360"/>
+      </w:pPr>
+      <w:rPr>
+        <w:rFonts w:ascii="Wingdings" w:hAnsi="Wingdings" w:hint="default"/>
+        <w:sz w:val="20"/>
+      </w:rPr>
+    </w:lvl>
+    <w:lvl w:ilvl="8" w:tentative="1">
+      <w:start w:val="1"/>
+      <w:numFmt w:val="bullet"/>
+      <w:lvlText w:val=""/>
+      <w:lvlJc w:val="left"/>
+      <w:pPr>
+        <w:tabs>
+          <w:tab w:val="num" w:pos="6480"/>
+        </w:tabs>
+        <w:ind w:left="6480" w:hanging="360"/>
+      </w:pPr>
+      <w:rPr>
+        <w:rFonts w:ascii="Wingdings" w:hAnsi="Wingdings" w:hint="default"/>
+        <w:sz w:val="20"/>
+      </w:rPr>
+    </w:lvl>
+  </w:abstractNum>
+  <w:abstractNum w:abstractNumId="15" w15:restartNumberingAfterBreak="0">
+    <w:nsid w:val="263036BE"/>
+    <w:multiLevelType w:val="multilevel"/>
+    <w:tmpl w:val="A4442E4E"/>
+    <w:lvl w:ilvl="0">
+      <w:start w:val="1"/>
+      <w:numFmt w:val="bullet"/>
+      <w:lvlText w:val=""/>
+      <w:lvlJc w:val="left"/>
+      <w:pPr>
+        <w:tabs>
+          <w:tab w:val="num" w:pos="720"/>
+        </w:tabs>
+        <w:ind w:left="720" w:hanging="360"/>
+      </w:pPr>
+      <w:rPr>
+        <w:rFonts w:ascii="Symbol" w:hAnsi="Symbol" w:hint="default"/>
+        <w:sz w:val="20"/>
+      </w:rPr>
+    </w:lvl>
+    <w:lvl w:ilvl="1" w:tentative="1">
+      <w:start w:val="1"/>
+      <w:numFmt w:val="bullet"/>
+      <w:lvlText w:val="o"/>
+      <w:lvlJc w:val="left"/>
+      <w:pPr>
+        <w:tabs>
+          <w:tab w:val="num" w:pos="1440"/>
+        </w:tabs>
+        <w:ind w:left="1440" w:hanging="360"/>
+      </w:pPr>
+      <w:rPr>
+        <w:rFonts w:ascii="Courier New" w:hAnsi="Courier New" w:hint="default"/>
+        <w:sz w:val="20"/>
+      </w:rPr>
+    </w:lvl>
+    <w:lvl w:ilvl="2" w:tentative="1">
+      <w:start w:val="1"/>
+      <w:numFmt w:val="bullet"/>
+      <w:lvlText w:val=""/>
+      <w:lvlJc w:val="left"/>
+      <w:pPr>
+        <w:tabs>
+          <w:tab w:val="num" w:pos="2160"/>
+        </w:tabs>
+        <w:ind w:left="2160" w:hanging="360"/>
+      </w:pPr>
+      <w:rPr>
+        <w:rFonts w:ascii="Wingdings" w:hAnsi="Wingdings" w:hint="default"/>
+        <w:sz w:val="20"/>
+      </w:rPr>
+    </w:lvl>
+    <w:lvl w:ilvl="3" w:tentative="1">
+      <w:start w:val="1"/>
+      <w:numFmt w:val="bullet"/>
+      <w:lvlText w:val=""/>
+      <w:lvlJc w:val="left"/>
+      <w:pPr>
+        <w:tabs>
+          <w:tab w:val="num" w:pos="2880"/>
+        </w:tabs>
+        <w:ind w:left="2880" w:hanging="360"/>
+      </w:pPr>
+      <w:rPr>
+        <w:rFonts w:ascii="Wingdings" w:hAnsi="Wingdings" w:hint="default"/>
+        <w:sz w:val="20"/>
+      </w:rPr>
+    </w:lvl>
+    <w:lvl w:ilvl="4" w:tentative="1">
+      <w:start w:val="1"/>
+      <w:numFmt w:val="bullet"/>
+      <w:lvlText w:val=""/>
+      <w:lvlJc w:val="left"/>
+      <w:pPr>
+        <w:tabs>
+          <w:tab w:val="num" w:pos="3600"/>
+        </w:tabs>
+        <w:ind w:left="3600" w:hanging="360"/>
+      </w:pPr>
+      <w:rPr>
+        <w:rFonts w:ascii="Wingdings" w:hAnsi="Wingdings" w:hint="default"/>
+        <w:sz w:val="20"/>
+      </w:rPr>
+    </w:lvl>
+    <w:lvl w:ilvl="5" w:tentative="1">
+      <w:start w:val="1"/>
+      <w:numFmt w:val="bullet"/>
+      <w:lvlText w:val=""/>
+      <w:lvlJc w:val="left"/>
+      <w:pPr>
+        <w:tabs>
+          <w:tab w:val="num" w:pos="4320"/>
+        </w:tabs>
+        <w:ind w:left="4320" w:hanging="360"/>
+      </w:pPr>
+      <w:rPr>
+        <w:rFonts w:ascii="Wingdings" w:hAnsi="Wingdings" w:hint="default"/>
+        <w:sz w:val="20"/>
+      </w:rPr>
+    </w:lvl>
+    <w:lvl w:ilvl="6" w:tentative="1">
+      <w:start w:val="1"/>
+      <w:numFmt w:val="bullet"/>
+      <w:lvlText w:val=""/>
+      <w:lvlJc w:val="left"/>
+      <w:pPr>
+        <w:tabs>
+          <w:tab w:val="num" w:pos="5040"/>
+        </w:tabs>
+        <w:ind w:left="5040" w:hanging="360"/>
+      </w:pPr>
+      <w:rPr>
+        <w:rFonts w:ascii="Wingdings" w:hAnsi="Wingdings" w:hint="default"/>
+        <w:sz w:val="20"/>
+      </w:rPr>
+    </w:lvl>
+    <w:lvl w:ilvl="7" w:tentative="1">
+      <w:start w:val="1"/>
+      <w:numFmt w:val="bullet"/>
+      <w:lvlText w:val=""/>
+      <w:lvlJc w:val="left"/>
+      <w:pPr>
+        <w:tabs>
+          <w:tab w:val="num" w:pos="5760"/>
+        </w:tabs>
+        <w:ind w:left="5760" w:hanging="360"/>
+      </w:pPr>
+      <w:rPr>
+        <w:rFonts w:ascii="Wingdings" w:hAnsi="Wingdings" w:hint="default"/>
+        <w:sz w:val="20"/>
+      </w:rPr>
+    </w:lvl>
+    <w:lvl w:ilvl="8" w:tentative="1">
+      <w:start w:val="1"/>
+      <w:numFmt w:val="bullet"/>
+      <w:lvlText w:val=""/>
+      <w:lvlJc w:val="left"/>
+      <w:pPr>
+        <w:tabs>
+          <w:tab w:val="num" w:pos="6480"/>
+        </w:tabs>
+        <w:ind w:left="6480" w:hanging="360"/>
+      </w:pPr>
+      <w:rPr>
+        <w:rFonts w:ascii="Wingdings" w:hAnsi="Wingdings" w:hint="default"/>
+        <w:sz w:val="20"/>
+      </w:rPr>
+    </w:lvl>
+  </w:abstractNum>
+  <w:abstractNum w:abstractNumId="16" w15:restartNumberingAfterBreak="0">
+    <w:nsid w:val="2E0949A9"/>
+    <w:multiLevelType w:val="hybridMultilevel"/>
+    <w:tmpl w:val="2F0C695E"/>
+    <w:lvl w:ilvl="0" w:tplc="AF561F74">
+      <w:numFmt w:val="bullet"/>
+      <w:lvlText w:val="-"/>
+      <w:lvlJc w:val="left"/>
+      <w:pPr>
+        <w:ind w:left="720" w:hanging="360"/>
+      </w:pPr>
+      <w:rPr>
+        <w:rFonts w:ascii="Calibri" w:eastAsia="Times New Roman" w:hAnsi="Calibri" w:cs="Calibri" w:hint="default"/>
+      </w:rPr>
+    </w:lvl>
+    <w:lvl w:ilvl="1" w:tplc="04090003" w:tentative="1">
+      <w:start w:val="1"/>
+      <w:numFmt w:val="bullet"/>
+      <w:lvlText w:val="o"/>
+      <w:lvlJc w:val="left"/>
+      <w:pPr>
+        <w:ind w:left="1440" w:hanging="360"/>
+      </w:pPr>
+      <w:rPr>
+        <w:rFonts w:ascii="Courier New" w:hAnsi="Courier New" w:cs="Courier New" w:hint="default"/>
+      </w:rPr>
+    </w:lvl>
+    <w:lvl w:ilvl="2" w:tplc="04090005" w:tentative="1">
+      <w:start w:val="1"/>
+      <w:numFmt w:val="bullet"/>
+      <w:lvlText w:val=""/>
+      <w:lvlJc w:val="left"/>
+      <w:pPr>
+        <w:ind w:left="2160" w:hanging="360"/>
+      </w:pPr>
+      <w:rPr>
+        <w:rFonts w:ascii="Wingdings" w:hAnsi="Wingdings" w:hint="default"/>
+      </w:rPr>
+    </w:lvl>
+    <w:lvl w:ilvl="3" w:tplc="04090001" w:tentative="1">
+      <w:start w:val="1"/>
+      <w:numFmt w:val="bullet"/>
+      <w:lvlText w:val=""/>
+      <w:lvlJc w:val="left"/>
+      <w:pPr>
+        <w:ind w:left="2880" w:hanging="360"/>
+      </w:pPr>
+      <w:rPr>
+        <w:rFonts w:ascii="Symbol" w:hAnsi="Symbol" w:hint="default"/>
+      </w:rPr>
+    </w:lvl>
+    <w:lvl w:ilvl="4" w:tplc="04090003" w:tentative="1">
+      <w:start w:val="1"/>
+      <w:numFmt w:val="bullet"/>
+      <w:lvlText w:val="o"/>
+      <w:lvlJc w:val="left"/>
+      <w:pPr>
+        <w:ind w:left="3600" w:hanging="360"/>
+      </w:pPr>
+      <w:rPr>
+        <w:rFonts w:ascii="Courier New" w:hAnsi="Courier New" w:cs="Courier New" w:hint="default"/>
+      </w:rPr>
+    </w:lvl>
+    <w:lvl w:ilvl="5" w:tplc="04090005" w:tentative="1">
+      <w:start w:val="1"/>
+      <w:numFmt w:val="bullet"/>
+      <w:lvlText w:val=""/>
+      <w:lvlJc w:val="left"/>
+      <w:pPr>
+        <w:ind w:left="4320" w:hanging="360"/>
+      </w:pPr>
+      <w:rPr>
+        <w:rFonts w:ascii="Wingdings" w:hAnsi="Wingdings" w:hint="default"/>
+      </w:rPr>
+    </w:lvl>
+    <w:lvl w:ilvl="6" w:tplc="04090001" w:tentative="1">
+      <w:start w:val="1"/>
+      <w:numFmt w:val="bullet"/>
+      <w:lvlText w:val=""/>
+      <w:lvlJc w:val="left"/>
+      <w:pPr>
+        <w:ind w:left="5040" w:hanging="360"/>
+      </w:pPr>
+      <w:rPr>
+        <w:rFonts w:ascii="Symbol" w:hAnsi="Symbol" w:hint="default"/>
+      </w:rPr>
+    </w:lvl>
+    <w:lvl w:ilvl="7" w:tplc="04090003" w:tentative="1">
+      <w:start w:val="1"/>
+      <w:numFmt w:val="bullet"/>
+      <w:lvlText w:val="o"/>
+      <w:lvlJc w:val="left"/>
+      <w:pPr>
+        <w:ind w:left="5760" w:hanging="360"/>
+      </w:pPr>
+      <w:rPr>
+        <w:rFonts w:ascii="Courier New" w:hAnsi="Courier New" w:cs="Courier New" w:hint="default"/>
+      </w:rPr>
+    </w:lvl>
+    <w:lvl w:ilvl="8" w:tplc="04090005" w:tentative="1">
+      <w:start w:val="1"/>
+      <w:numFmt w:val="bullet"/>
+      <w:lvlText w:val=""/>
+      <w:lvlJc w:val="left"/>
+      <w:pPr>
+        <w:ind w:left="6480" w:hanging="360"/>
+      </w:pPr>
+      <w:rPr>
+        <w:rFonts w:ascii="Wingdings" w:hAnsi="Wingdings" w:hint="default"/>
+      </w:rPr>
+    </w:lvl>
+  </w:abstractNum>
+  <w:abstractNum w:abstractNumId="17" w15:restartNumberingAfterBreak="0">
     <w:nsid w:val="2F2D1265"/>
     <w:multiLevelType w:val="multilevel"/>
     <w:tmpl w:val="81228616"/>
@@ -1942,7 +2886,305 @@
       </w:rPr>
     </w:lvl>
   </w:abstractNum>
-  <w:abstractNum w:abstractNumId="12" w15:restartNumberingAfterBreak="0">
+  <w:abstractNum w:abstractNumId="18" w15:restartNumberingAfterBreak="0">
+    <w:nsid w:val="36DC5618"/>
+    <w:multiLevelType w:val="multilevel"/>
+    <w:tmpl w:val="30882412"/>
+    <w:lvl w:ilvl="0">
+      <w:start w:val="1"/>
+      <w:numFmt w:val="bullet"/>
+      <w:lvlText w:val=""/>
+      <w:lvlJc w:val="left"/>
+      <w:pPr>
+        <w:tabs>
+          <w:tab w:val="num" w:pos="720"/>
+        </w:tabs>
+        <w:ind w:left="720" w:hanging="360"/>
+      </w:pPr>
+      <w:rPr>
+        <w:rFonts w:ascii="Symbol" w:hAnsi="Symbol" w:hint="default"/>
+        <w:sz w:val="20"/>
+      </w:rPr>
+    </w:lvl>
+    <w:lvl w:ilvl="1" w:tentative="1">
+      <w:start w:val="1"/>
+      <w:numFmt w:val="bullet"/>
+      <w:lvlText w:val="o"/>
+      <w:lvlJc w:val="left"/>
+      <w:pPr>
+        <w:tabs>
+          <w:tab w:val="num" w:pos="1440"/>
+        </w:tabs>
+        <w:ind w:left="1440" w:hanging="360"/>
+      </w:pPr>
+      <w:rPr>
+        <w:rFonts w:ascii="Courier New" w:hAnsi="Courier New" w:hint="default"/>
+        <w:sz w:val="20"/>
+      </w:rPr>
+    </w:lvl>
+    <w:lvl w:ilvl="2" w:tentative="1">
+      <w:start w:val="1"/>
+      <w:numFmt w:val="bullet"/>
+      <w:lvlText w:val=""/>
+      <w:lvlJc w:val="left"/>
+      <w:pPr>
+        <w:tabs>
+          <w:tab w:val="num" w:pos="2160"/>
+        </w:tabs>
+        <w:ind w:left="2160" w:hanging="360"/>
+      </w:pPr>
+      <w:rPr>
+        <w:rFonts w:ascii="Wingdings" w:hAnsi="Wingdings" w:hint="default"/>
+        <w:sz w:val="20"/>
+      </w:rPr>
+    </w:lvl>
+    <w:lvl w:ilvl="3" w:tentative="1">
+      <w:start w:val="1"/>
+      <w:numFmt w:val="bullet"/>
+      <w:lvlText w:val=""/>
+      <w:lvlJc w:val="left"/>
+      <w:pPr>
+        <w:tabs>
+          <w:tab w:val="num" w:pos="2880"/>
+        </w:tabs>
+        <w:ind w:left="2880" w:hanging="360"/>
+      </w:pPr>
+      <w:rPr>
+        <w:rFonts w:ascii="Wingdings" w:hAnsi="Wingdings" w:hint="default"/>
+        <w:sz w:val="20"/>
+      </w:rPr>
+    </w:lvl>
+    <w:lvl w:ilvl="4" w:tentative="1">
+      <w:start w:val="1"/>
+      <w:numFmt w:val="bullet"/>
+      <w:lvlText w:val=""/>
+      <w:lvlJc w:val="left"/>
+      <w:pPr>
+        <w:tabs>
+          <w:tab w:val="num" w:pos="3600"/>
+        </w:tabs>
+        <w:ind w:left="3600" w:hanging="360"/>
+      </w:pPr>
+      <w:rPr>
+        <w:rFonts w:ascii="Wingdings" w:hAnsi="Wingdings" w:hint="default"/>
+        <w:sz w:val="20"/>
+      </w:rPr>
+    </w:lvl>
+    <w:lvl w:ilvl="5" w:tentative="1">
+      <w:start w:val="1"/>
+      <w:numFmt w:val="bullet"/>
+      <w:lvlText w:val=""/>
+      <w:lvlJc w:val="left"/>
+      <w:pPr>
+        <w:tabs>
+          <w:tab w:val="num" w:pos="4320"/>
+        </w:tabs>
+        <w:ind w:left="4320" w:hanging="360"/>
+      </w:pPr>
+      <w:rPr>
+        <w:rFonts w:ascii="Wingdings" w:hAnsi="Wingdings" w:hint="default"/>
+        <w:sz w:val="20"/>
+      </w:rPr>
+    </w:lvl>
+    <w:lvl w:ilvl="6" w:tentative="1">
+      <w:start w:val="1"/>
+      <w:numFmt w:val="bullet"/>
+      <w:lvlText w:val=""/>
+      <w:lvlJc w:val="left"/>
+      <w:pPr>
+        <w:tabs>
+          <w:tab w:val="num" w:pos="5040"/>
+        </w:tabs>
+        <w:ind w:left="5040" w:hanging="360"/>
+      </w:pPr>
+      <w:rPr>
+        <w:rFonts w:ascii="Wingdings" w:hAnsi="Wingdings" w:hint="default"/>
+        <w:sz w:val="20"/>
+      </w:rPr>
+    </w:lvl>
+    <w:lvl w:ilvl="7" w:tentative="1">
+      <w:start w:val="1"/>
+      <w:numFmt w:val="bullet"/>
+      <w:lvlText w:val=""/>
+      <w:lvlJc w:val="left"/>
+      <w:pPr>
+        <w:tabs>
+          <w:tab w:val="num" w:pos="5760"/>
+        </w:tabs>
+        <w:ind w:left="5760" w:hanging="360"/>
+      </w:pPr>
+      <w:rPr>
+        <w:rFonts w:ascii="Wingdings" w:hAnsi="Wingdings" w:hint="default"/>
+        <w:sz w:val="20"/>
+      </w:rPr>
+    </w:lvl>
+    <w:lvl w:ilvl="8" w:tentative="1">
+      <w:start w:val="1"/>
+      <w:numFmt w:val="bullet"/>
+      <w:lvlText w:val=""/>
+      <w:lvlJc w:val="left"/>
+      <w:pPr>
+        <w:tabs>
+          <w:tab w:val="num" w:pos="6480"/>
+        </w:tabs>
+        <w:ind w:left="6480" w:hanging="360"/>
+      </w:pPr>
+      <w:rPr>
+        <w:rFonts w:ascii="Wingdings" w:hAnsi="Wingdings" w:hint="default"/>
+        <w:sz w:val="20"/>
+      </w:rPr>
+    </w:lvl>
+  </w:abstractNum>
+  <w:abstractNum w:abstractNumId="19" w15:restartNumberingAfterBreak="0">
+    <w:nsid w:val="4B9E2F60"/>
+    <w:multiLevelType w:val="multilevel"/>
+    <w:tmpl w:val="64D25F14"/>
+    <w:lvl w:ilvl="0">
+      <w:start w:val="1"/>
+      <w:numFmt w:val="bullet"/>
+      <w:lvlText w:val=""/>
+      <w:lvlJc w:val="left"/>
+      <w:pPr>
+        <w:tabs>
+          <w:tab w:val="num" w:pos="720"/>
+        </w:tabs>
+        <w:ind w:left="720" w:hanging="360"/>
+      </w:pPr>
+      <w:rPr>
+        <w:rFonts w:ascii="Symbol" w:hAnsi="Symbol" w:hint="default"/>
+        <w:sz w:val="20"/>
+      </w:rPr>
+    </w:lvl>
+    <w:lvl w:ilvl="1" w:tentative="1">
+      <w:start w:val="1"/>
+      <w:numFmt w:val="bullet"/>
+      <w:lvlText w:val="o"/>
+      <w:lvlJc w:val="left"/>
+      <w:pPr>
+        <w:tabs>
+          <w:tab w:val="num" w:pos="1440"/>
+        </w:tabs>
+        <w:ind w:left="1440" w:hanging="360"/>
+      </w:pPr>
+      <w:rPr>
+        <w:rFonts w:ascii="Courier New" w:hAnsi="Courier New" w:hint="default"/>
+        <w:sz w:val="20"/>
+      </w:rPr>
+    </w:lvl>
+    <w:lvl w:ilvl="2" w:tentative="1">
+      <w:start w:val="1"/>
+      <w:numFmt w:val="bullet"/>
+      <w:lvlText w:val=""/>
+      <w:lvlJc w:val="left"/>
+      <w:pPr>
+        <w:tabs>
+          <w:tab w:val="num" w:pos="2160"/>
+        </w:tabs>
+        <w:ind w:left="2160" w:hanging="360"/>
+      </w:pPr>
+      <w:rPr>
+        <w:rFonts w:ascii="Wingdings" w:hAnsi="Wingdings" w:hint="default"/>
+        <w:sz w:val="20"/>
+      </w:rPr>
+    </w:lvl>
+    <w:lvl w:ilvl="3" w:tentative="1">
+      <w:start w:val="1"/>
+      <w:numFmt w:val="bullet"/>
+      <w:lvlText w:val=""/>
+      <w:lvlJc w:val="left"/>
+      <w:pPr>
+        <w:tabs>
+          <w:tab w:val="num" w:pos="2880"/>
+        </w:tabs>
+        <w:ind w:left="2880" w:hanging="360"/>
+      </w:pPr>
+      <w:rPr>
+        <w:rFonts w:ascii="Wingdings" w:hAnsi="Wingdings" w:hint="default"/>
+        <w:sz w:val="20"/>
+      </w:rPr>
+    </w:lvl>
+    <w:lvl w:ilvl="4" w:tentative="1">
+      <w:start w:val="1"/>
+      <w:numFmt w:val="bullet"/>
+      <w:lvlText w:val=""/>
+      <w:lvlJc w:val="left"/>
+      <w:pPr>
+        <w:tabs>
+          <w:tab w:val="num" w:pos="3600"/>
+        </w:tabs>
+        <w:ind w:left="3600" w:hanging="360"/>
+      </w:pPr>
+      <w:rPr>
+        <w:rFonts w:ascii="Wingdings" w:hAnsi="Wingdings" w:hint="default"/>
+        <w:sz w:val="20"/>
+      </w:rPr>
+    </w:lvl>
+    <w:lvl w:ilvl="5" w:tentative="1">
+      <w:start w:val="1"/>
+      <w:numFmt w:val="bullet"/>
+      <w:lvlText w:val=""/>
+      <w:lvlJc w:val="left"/>
+      <w:pPr>
+        <w:tabs>
+          <w:tab w:val="num" w:pos="4320"/>
+        </w:tabs>
+        <w:ind w:left="4320" w:hanging="360"/>
+      </w:pPr>
+      <w:rPr>
+        <w:rFonts w:ascii="Wingdings" w:hAnsi="Wingdings" w:hint="default"/>
+        <w:sz w:val="20"/>
+      </w:rPr>
+    </w:lvl>
+    <w:lvl w:ilvl="6" w:tentative="1">
+      <w:start w:val="1"/>
+      <w:numFmt w:val="bullet"/>
+      <w:lvlText w:val=""/>
+      <w:lvlJc w:val="left"/>
+      <w:pPr>
+        <w:tabs>
+          <w:tab w:val="num" w:pos="5040"/>
+        </w:tabs>
+        <w:ind w:left="5040" w:hanging="360"/>
+      </w:pPr>
+      <w:rPr>
+        <w:rFonts w:ascii="Wingdings" w:hAnsi="Wingdings" w:hint="default"/>
+        <w:sz w:val="20"/>
+      </w:rPr>
+    </w:lvl>
+    <w:lvl w:ilvl="7" w:tentative="1">
+      <w:start w:val="1"/>
+      <w:numFmt w:val="bullet"/>
+      <w:lvlText w:val=""/>
+      <w:lvlJc w:val="left"/>
+      <w:pPr>
+        <w:tabs>
+          <w:tab w:val="num" w:pos="5760"/>
+        </w:tabs>
+        <w:ind w:left="5760" w:hanging="360"/>
+      </w:pPr>
+      <w:rPr>
+        <w:rFonts w:ascii="Wingdings" w:hAnsi="Wingdings" w:hint="default"/>
+        <w:sz w:val="20"/>
+      </w:rPr>
+    </w:lvl>
+    <w:lvl w:ilvl="8" w:tentative="1">
+      <w:start w:val="1"/>
+      <w:numFmt w:val="bullet"/>
+      <w:lvlText w:val=""/>
+      <w:lvlJc w:val="left"/>
+      <w:pPr>
+        <w:tabs>
+          <w:tab w:val="num" w:pos="6480"/>
+        </w:tabs>
+        <w:ind w:left="6480" w:hanging="360"/>
+      </w:pPr>
+      <w:rPr>
+        <w:rFonts w:ascii="Wingdings" w:hAnsi="Wingdings" w:hint="default"/>
+        <w:sz w:val="20"/>
+      </w:rPr>
+    </w:lvl>
+  </w:abstractNum>
+  <w:abstractNum w:abstractNumId="20" w15:restartNumberingAfterBreak="0">
     <w:nsid w:val="4D2B202E"/>
     <w:multiLevelType w:val="multilevel"/>
     <w:tmpl w:val="04090023"/>
@@ -2029,6 +3271,714 @@
       </w:pPr>
     </w:lvl>
   </w:abstractNum>
+  <w:abstractNum w:abstractNumId="21" w15:restartNumberingAfterBreak="0">
+    <w:nsid w:val="4E1B2251"/>
+    <w:multiLevelType w:val="multilevel"/>
+    <w:tmpl w:val="5748C5F2"/>
+    <w:lvl w:ilvl="0">
+      <w:start w:val="1"/>
+      <w:numFmt w:val="bullet"/>
+      <w:lvlText w:val=""/>
+      <w:lvlJc w:val="left"/>
+      <w:pPr>
+        <w:tabs>
+          <w:tab w:val="num" w:pos="720"/>
+        </w:tabs>
+        <w:ind w:left="720" w:hanging="360"/>
+      </w:pPr>
+      <w:rPr>
+        <w:rFonts w:ascii="Symbol" w:hAnsi="Symbol" w:hint="default"/>
+        <w:sz w:val="20"/>
+      </w:rPr>
+    </w:lvl>
+    <w:lvl w:ilvl="1" w:tentative="1">
+      <w:start w:val="1"/>
+      <w:numFmt w:val="bullet"/>
+      <w:lvlText w:val="o"/>
+      <w:lvlJc w:val="left"/>
+      <w:pPr>
+        <w:tabs>
+          <w:tab w:val="num" w:pos="1440"/>
+        </w:tabs>
+        <w:ind w:left="1440" w:hanging="360"/>
+      </w:pPr>
+      <w:rPr>
+        <w:rFonts w:ascii="Courier New" w:hAnsi="Courier New" w:hint="default"/>
+        <w:sz w:val="20"/>
+      </w:rPr>
+    </w:lvl>
+    <w:lvl w:ilvl="2" w:tentative="1">
+      <w:start w:val="1"/>
+      <w:numFmt w:val="bullet"/>
+      <w:lvlText w:val=""/>
+      <w:lvlJc w:val="left"/>
+      <w:pPr>
+        <w:tabs>
+          <w:tab w:val="num" w:pos="2160"/>
+        </w:tabs>
+        <w:ind w:left="2160" w:hanging="360"/>
+      </w:pPr>
+      <w:rPr>
+        <w:rFonts w:ascii="Wingdings" w:hAnsi="Wingdings" w:hint="default"/>
+        <w:sz w:val="20"/>
+      </w:rPr>
+    </w:lvl>
+    <w:lvl w:ilvl="3" w:tentative="1">
+      <w:start w:val="1"/>
+      <w:numFmt w:val="bullet"/>
+      <w:lvlText w:val=""/>
+      <w:lvlJc w:val="left"/>
+      <w:pPr>
+        <w:tabs>
+          <w:tab w:val="num" w:pos="2880"/>
+        </w:tabs>
+        <w:ind w:left="2880" w:hanging="360"/>
+      </w:pPr>
+      <w:rPr>
+        <w:rFonts w:ascii="Wingdings" w:hAnsi="Wingdings" w:hint="default"/>
+        <w:sz w:val="20"/>
+      </w:rPr>
+    </w:lvl>
+    <w:lvl w:ilvl="4" w:tentative="1">
+      <w:start w:val="1"/>
+      <w:numFmt w:val="bullet"/>
+      <w:lvlText w:val=""/>
+      <w:lvlJc w:val="left"/>
+      <w:pPr>
+        <w:tabs>
+          <w:tab w:val="num" w:pos="3600"/>
+        </w:tabs>
+        <w:ind w:left="3600" w:hanging="360"/>
+      </w:pPr>
+      <w:rPr>
+        <w:rFonts w:ascii="Wingdings" w:hAnsi="Wingdings" w:hint="default"/>
+        <w:sz w:val="20"/>
+      </w:rPr>
+    </w:lvl>
+    <w:lvl w:ilvl="5" w:tentative="1">
+      <w:start w:val="1"/>
+      <w:numFmt w:val="bullet"/>
+      <w:lvlText w:val=""/>
+      <w:lvlJc w:val="left"/>
+      <w:pPr>
+        <w:tabs>
+          <w:tab w:val="num" w:pos="4320"/>
+        </w:tabs>
+        <w:ind w:left="4320" w:hanging="360"/>
+      </w:pPr>
+      <w:rPr>
+        <w:rFonts w:ascii="Wingdings" w:hAnsi="Wingdings" w:hint="default"/>
+        <w:sz w:val="20"/>
+      </w:rPr>
+    </w:lvl>
+    <w:lvl w:ilvl="6" w:tentative="1">
+      <w:start w:val="1"/>
+      <w:numFmt w:val="bullet"/>
+      <w:lvlText w:val=""/>
+      <w:lvlJc w:val="left"/>
+      <w:pPr>
+        <w:tabs>
+          <w:tab w:val="num" w:pos="5040"/>
+        </w:tabs>
+        <w:ind w:left="5040" w:hanging="360"/>
+      </w:pPr>
+      <w:rPr>
+        <w:rFonts w:ascii="Wingdings" w:hAnsi="Wingdings" w:hint="default"/>
+        <w:sz w:val="20"/>
+      </w:rPr>
+    </w:lvl>
+    <w:lvl w:ilvl="7" w:tentative="1">
+      <w:start w:val="1"/>
+      <w:numFmt w:val="bullet"/>
+      <w:lvlText w:val=""/>
+      <w:lvlJc w:val="left"/>
+      <w:pPr>
+        <w:tabs>
+          <w:tab w:val="num" w:pos="5760"/>
+        </w:tabs>
+        <w:ind w:left="5760" w:hanging="360"/>
+      </w:pPr>
+      <w:rPr>
+        <w:rFonts w:ascii="Wingdings" w:hAnsi="Wingdings" w:hint="default"/>
+        <w:sz w:val="20"/>
+      </w:rPr>
+    </w:lvl>
+    <w:lvl w:ilvl="8" w:tentative="1">
+      <w:start w:val="1"/>
+      <w:numFmt w:val="bullet"/>
+      <w:lvlText w:val=""/>
+      <w:lvlJc w:val="left"/>
+      <w:pPr>
+        <w:tabs>
+          <w:tab w:val="num" w:pos="6480"/>
+        </w:tabs>
+        <w:ind w:left="6480" w:hanging="360"/>
+      </w:pPr>
+      <w:rPr>
+        <w:rFonts w:ascii="Wingdings" w:hAnsi="Wingdings" w:hint="default"/>
+        <w:sz w:val="20"/>
+      </w:rPr>
+    </w:lvl>
+  </w:abstractNum>
+  <w:abstractNum w:abstractNumId="22" w15:restartNumberingAfterBreak="0">
+    <w:nsid w:val="5D171577"/>
+    <w:multiLevelType w:val="multilevel"/>
+    <w:tmpl w:val="76482066"/>
+    <w:lvl w:ilvl="0">
+      <w:start w:val="1"/>
+      <w:numFmt w:val="bullet"/>
+      <w:lvlText w:val=""/>
+      <w:lvlJc w:val="left"/>
+      <w:pPr>
+        <w:tabs>
+          <w:tab w:val="num" w:pos="720"/>
+        </w:tabs>
+        <w:ind w:left="720" w:hanging="360"/>
+      </w:pPr>
+      <w:rPr>
+        <w:rFonts w:ascii="Symbol" w:hAnsi="Symbol" w:hint="default"/>
+        <w:sz w:val="20"/>
+      </w:rPr>
+    </w:lvl>
+    <w:lvl w:ilvl="1" w:tentative="1">
+      <w:start w:val="1"/>
+      <w:numFmt w:val="bullet"/>
+      <w:lvlText w:val="o"/>
+      <w:lvlJc w:val="left"/>
+      <w:pPr>
+        <w:tabs>
+          <w:tab w:val="num" w:pos="1440"/>
+        </w:tabs>
+        <w:ind w:left="1440" w:hanging="360"/>
+      </w:pPr>
+      <w:rPr>
+        <w:rFonts w:ascii="Courier New" w:hAnsi="Courier New" w:hint="default"/>
+        <w:sz w:val="20"/>
+      </w:rPr>
+    </w:lvl>
+    <w:lvl w:ilvl="2" w:tentative="1">
+      <w:start w:val="1"/>
+      <w:numFmt w:val="bullet"/>
+      <w:lvlText w:val=""/>
+      <w:lvlJc w:val="left"/>
+      <w:pPr>
+        <w:tabs>
+          <w:tab w:val="num" w:pos="2160"/>
+        </w:tabs>
+        <w:ind w:left="2160" w:hanging="360"/>
+      </w:pPr>
+      <w:rPr>
+        <w:rFonts w:ascii="Wingdings" w:hAnsi="Wingdings" w:hint="default"/>
+        <w:sz w:val="20"/>
+      </w:rPr>
+    </w:lvl>
+    <w:lvl w:ilvl="3" w:tentative="1">
+      <w:start w:val="1"/>
+      <w:numFmt w:val="bullet"/>
+      <w:lvlText w:val=""/>
+      <w:lvlJc w:val="left"/>
+      <w:pPr>
+        <w:tabs>
+          <w:tab w:val="num" w:pos="2880"/>
+        </w:tabs>
+        <w:ind w:left="2880" w:hanging="360"/>
+      </w:pPr>
+      <w:rPr>
+        <w:rFonts w:ascii="Wingdings" w:hAnsi="Wingdings" w:hint="default"/>
+        <w:sz w:val="20"/>
+      </w:rPr>
+    </w:lvl>
+    <w:lvl w:ilvl="4" w:tentative="1">
+      <w:start w:val="1"/>
+      <w:numFmt w:val="bullet"/>
+      <w:lvlText w:val=""/>
+      <w:lvlJc w:val="left"/>
+      <w:pPr>
+        <w:tabs>
+          <w:tab w:val="num" w:pos="3600"/>
+        </w:tabs>
+        <w:ind w:left="3600" w:hanging="360"/>
+      </w:pPr>
+      <w:rPr>
+        <w:rFonts w:ascii="Wingdings" w:hAnsi="Wingdings" w:hint="default"/>
+        <w:sz w:val="20"/>
+      </w:rPr>
+    </w:lvl>
+    <w:lvl w:ilvl="5" w:tentative="1">
+      <w:start w:val="1"/>
+      <w:numFmt w:val="bullet"/>
+      <w:lvlText w:val=""/>
+      <w:lvlJc w:val="left"/>
+      <w:pPr>
+        <w:tabs>
+          <w:tab w:val="num" w:pos="4320"/>
+        </w:tabs>
+        <w:ind w:left="4320" w:hanging="360"/>
+      </w:pPr>
+      <w:rPr>
+        <w:rFonts w:ascii="Wingdings" w:hAnsi="Wingdings" w:hint="default"/>
+        <w:sz w:val="20"/>
+      </w:rPr>
+    </w:lvl>
+    <w:lvl w:ilvl="6" w:tentative="1">
+      <w:start w:val="1"/>
+      <w:numFmt w:val="bullet"/>
+      <w:lvlText w:val=""/>
+      <w:lvlJc w:val="left"/>
+      <w:pPr>
+        <w:tabs>
+          <w:tab w:val="num" w:pos="5040"/>
+        </w:tabs>
+        <w:ind w:left="5040" w:hanging="360"/>
+      </w:pPr>
+      <w:rPr>
+        <w:rFonts w:ascii="Wingdings" w:hAnsi="Wingdings" w:hint="default"/>
+        <w:sz w:val="20"/>
+      </w:rPr>
+    </w:lvl>
+    <w:lvl w:ilvl="7" w:tentative="1">
+      <w:start w:val="1"/>
+      <w:numFmt w:val="bullet"/>
+      <w:lvlText w:val=""/>
+      <w:lvlJc w:val="left"/>
+      <w:pPr>
+        <w:tabs>
+          <w:tab w:val="num" w:pos="5760"/>
+        </w:tabs>
+        <w:ind w:left="5760" w:hanging="360"/>
+      </w:pPr>
+      <w:rPr>
+        <w:rFonts w:ascii="Wingdings" w:hAnsi="Wingdings" w:hint="default"/>
+        <w:sz w:val="20"/>
+      </w:rPr>
+    </w:lvl>
+    <w:lvl w:ilvl="8" w:tentative="1">
+      <w:start w:val="1"/>
+      <w:numFmt w:val="bullet"/>
+      <w:lvlText w:val=""/>
+      <w:lvlJc w:val="left"/>
+      <w:pPr>
+        <w:tabs>
+          <w:tab w:val="num" w:pos="6480"/>
+        </w:tabs>
+        <w:ind w:left="6480" w:hanging="360"/>
+      </w:pPr>
+      <w:rPr>
+        <w:rFonts w:ascii="Wingdings" w:hAnsi="Wingdings" w:hint="default"/>
+        <w:sz w:val="20"/>
+      </w:rPr>
+    </w:lvl>
+  </w:abstractNum>
+  <w:abstractNum w:abstractNumId="23" w15:restartNumberingAfterBreak="0">
+    <w:nsid w:val="63D23F86"/>
+    <w:multiLevelType w:val="hybridMultilevel"/>
+    <w:tmpl w:val="F758954C"/>
+    <w:lvl w:ilvl="0" w:tplc="013007FE">
+      <w:numFmt w:val="bullet"/>
+      <w:lvlText w:val="-"/>
+      <w:lvlJc w:val="left"/>
+      <w:pPr>
+        <w:ind w:left="720" w:hanging="360"/>
+      </w:pPr>
+      <w:rPr>
+        <w:rFonts w:ascii="Calibri" w:eastAsia="Times New Roman" w:hAnsi="Calibri" w:cs="Calibri" w:hint="default"/>
+      </w:rPr>
+    </w:lvl>
+    <w:lvl w:ilvl="1" w:tplc="04090003" w:tentative="1">
+      <w:start w:val="1"/>
+      <w:numFmt w:val="bullet"/>
+      <w:lvlText w:val="o"/>
+      <w:lvlJc w:val="left"/>
+      <w:pPr>
+        <w:ind w:left="1440" w:hanging="360"/>
+      </w:pPr>
+      <w:rPr>
+        <w:rFonts w:ascii="Courier New" w:hAnsi="Courier New" w:cs="Courier New" w:hint="default"/>
+      </w:rPr>
+    </w:lvl>
+    <w:lvl w:ilvl="2" w:tplc="04090005" w:tentative="1">
+      <w:start w:val="1"/>
+      <w:numFmt w:val="bullet"/>
+      <w:lvlText w:val=""/>
+      <w:lvlJc w:val="left"/>
+      <w:pPr>
+        <w:ind w:left="2160" w:hanging="360"/>
+      </w:pPr>
+      <w:rPr>
+        <w:rFonts w:ascii="Wingdings" w:hAnsi="Wingdings" w:hint="default"/>
+      </w:rPr>
+    </w:lvl>
+    <w:lvl w:ilvl="3" w:tplc="04090001" w:tentative="1">
+      <w:start w:val="1"/>
+      <w:numFmt w:val="bullet"/>
+      <w:lvlText w:val=""/>
+      <w:lvlJc w:val="left"/>
+      <w:pPr>
+        <w:ind w:left="2880" w:hanging="360"/>
+      </w:pPr>
+      <w:rPr>
+        <w:rFonts w:ascii="Symbol" w:hAnsi="Symbol" w:hint="default"/>
+      </w:rPr>
+    </w:lvl>
+    <w:lvl w:ilvl="4" w:tplc="04090003" w:tentative="1">
+      <w:start w:val="1"/>
+      <w:numFmt w:val="bullet"/>
+      <w:lvlText w:val="o"/>
+      <w:lvlJc w:val="left"/>
+      <w:pPr>
+        <w:ind w:left="3600" w:hanging="360"/>
+      </w:pPr>
+      <w:rPr>
+        <w:rFonts w:ascii="Courier New" w:hAnsi="Courier New" w:cs="Courier New" w:hint="default"/>
+      </w:rPr>
+    </w:lvl>
+    <w:lvl w:ilvl="5" w:tplc="04090005" w:tentative="1">
+      <w:start w:val="1"/>
+      <w:numFmt w:val="bullet"/>
+      <w:lvlText w:val=""/>
+      <w:lvlJc w:val="left"/>
+      <w:pPr>
+        <w:ind w:left="4320" w:hanging="360"/>
+      </w:pPr>
+      <w:rPr>
+        <w:rFonts w:ascii="Wingdings" w:hAnsi="Wingdings" w:hint="default"/>
+      </w:rPr>
+    </w:lvl>
+    <w:lvl w:ilvl="6" w:tplc="04090001" w:tentative="1">
+      <w:start w:val="1"/>
+      <w:numFmt w:val="bullet"/>
+      <w:lvlText w:val=""/>
+      <w:lvlJc w:val="left"/>
+      <w:pPr>
+        <w:ind w:left="5040" w:hanging="360"/>
+      </w:pPr>
+      <w:rPr>
+        <w:rFonts w:ascii="Symbol" w:hAnsi="Symbol" w:hint="default"/>
+      </w:rPr>
+    </w:lvl>
+    <w:lvl w:ilvl="7" w:tplc="04090003" w:tentative="1">
+      <w:start w:val="1"/>
+      <w:numFmt w:val="bullet"/>
+      <w:lvlText w:val="o"/>
+      <w:lvlJc w:val="left"/>
+      <w:pPr>
+        <w:ind w:left="5760" w:hanging="360"/>
+      </w:pPr>
+      <w:rPr>
+        <w:rFonts w:ascii="Courier New" w:hAnsi="Courier New" w:cs="Courier New" w:hint="default"/>
+      </w:rPr>
+    </w:lvl>
+    <w:lvl w:ilvl="8" w:tplc="04090005" w:tentative="1">
+      <w:start w:val="1"/>
+      <w:numFmt w:val="bullet"/>
+      <w:lvlText w:val=""/>
+      <w:lvlJc w:val="left"/>
+      <w:pPr>
+        <w:ind w:left="6480" w:hanging="360"/>
+      </w:pPr>
+      <w:rPr>
+        <w:rFonts w:ascii="Wingdings" w:hAnsi="Wingdings" w:hint="default"/>
+      </w:rPr>
+    </w:lvl>
+  </w:abstractNum>
+  <w:abstractNum w:abstractNumId="24" w15:restartNumberingAfterBreak="0">
+    <w:nsid w:val="643B6AE8"/>
+    <w:multiLevelType w:val="multilevel"/>
+    <w:tmpl w:val="33083F00"/>
+    <w:lvl w:ilvl="0">
+      <w:start w:val="1"/>
+      <w:numFmt w:val="bullet"/>
+      <w:lvlText w:val=""/>
+      <w:lvlJc w:val="left"/>
+      <w:pPr>
+        <w:tabs>
+          <w:tab w:val="num" w:pos="720"/>
+        </w:tabs>
+        <w:ind w:left="720" w:hanging="360"/>
+      </w:pPr>
+      <w:rPr>
+        <w:rFonts w:ascii="Symbol" w:hAnsi="Symbol" w:hint="default"/>
+        <w:sz w:val="20"/>
+      </w:rPr>
+    </w:lvl>
+    <w:lvl w:ilvl="1" w:tentative="1">
+      <w:start w:val="1"/>
+      <w:numFmt w:val="bullet"/>
+      <w:lvlText w:val="o"/>
+      <w:lvlJc w:val="left"/>
+      <w:pPr>
+        <w:tabs>
+          <w:tab w:val="num" w:pos="1440"/>
+        </w:tabs>
+        <w:ind w:left="1440" w:hanging="360"/>
+      </w:pPr>
+      <w:rPr>
+        <w:rFonts w:ascii="Courier New" w:hAnsi="Courier New" w:hint="default"/>
+        <w:sz w:val="20"/>
+      </w:rPr>
+    </w:lvl>
+    <w:lvl w:ilvl="2" w:tentative="1">
+      <w:start w:val="1"/>
+      <w:numFmt w:val="bullet"/>
+      <w:lvlText w:val=""/>
+      <w:lvlJc w:val="left"/>
+      <w:pPr>
+        <w:tabs>
+          <w:tab w:val="num" w:pos="2160"/>
+        </w:tabs>
+        <w:ind w:left="2160" w:hanging="360"/>
+      </w:pPr>
+      <w:rPr>
+        <w:rFonts w:ascii="Wingdings" w:hAnsi="Wingdings" w:hint="default"/>
+        <w:sz w:val="20"/>
+      </w:rPr>
+    </w:lvl>
+    <w:lvl w:ilvl="3" w:tentative="1">
+      <w:start w:val="1"/>
+      <w:numFmt w:val="bullet"/>
+      <w:lvlText w:val=""/>
+      <w:lvlJc w:val="left"/>
+      <w:pPr>
+        <w:tabs>
+          <w:tab w:val="num" w:pos="2880"/>
+        </w:tabs>
+        <w:ind w:left="2880" w:hanging="360"/>
+      </w:pPr>
+      <w:rPr>
+        <w:rFonts w:ascii="Wingdings" w:hAnsi="Wingdings" w:hint="default"/>
+        <w:sz w:val="20"/>
+      </w:rPr>
+    </w:lvl>
+    <w:lvl w:ilvl="4" w:tentative="1">
+      <w:start w:val="1"/>
+      <w:numFmt w:val="bullet"/>
+      <w:lvlText w:val=""/>
+      <w:lvlJc w:val="left"/>
+      <w:pPr>
+        <w:tabs>
+          <w:tab w:val="num" w:pos="3600"/>
+        </w:tabs>
+        <w:ind w:left="3600" w:hanging="360"/>
+      </w:pPr>
+      <w:rPr>
+        <w:rFonts w:ascii="Wingdings" w:hAnsi="Wingdings" w:hint="default"/>
+        <w:sz w:val="20"/>
+      </w:rPr>
+    </w:lvl>
+    <w:lvl w:ilvl="5" w:tentative="1">
+      <w:start w:val="1"/>
+      <w:numFmt w:val="bullet"/>
+      <w:lvlText w:val=""/>
+      <w:lvlJc w:val="left"/>
+      <w:pPr>
+        <w:tabs>
+          <w:tab w:val="num" w:pos="4320"/>
+        </w:tabs>
+        <w:ind w:left="4320" w:hanging="360"/>
+      </w:pPr>
+      <w:rPr>
+        <w:rFonts w:ascii="Wingdings" w:hAnsi="Wingdings" w:hint="default"/>
+        <w:sz w:val="20"/>
+      </w:rPr>
+    </w:lvl>
+    <w:lvl w:ilvl="6" w:tentative="1">
+      <w:start w:val="1"/>
+      <w:numFmt w:val="bullet"/>
+      <w:lvlText w:val=""/>
+      <w:lvlJc w:val="left"/>
+      <w:pPr>
+        <w:tabs>
+          <w:tab w:val="num" w:pos="5040"/>
+        </w:tabs>
+        <w:ind w:left="5040" w:hanging="360"/>
+      </w:pPr>
+      <w:rPr>
+        <w:rFonts w:ascii="Wingdings" w:hAnsi="Wingdings" w:hint="default"/>
+        <w:sz w:val="20"/>
+      </w:rPr>
+    </w:lvl>
+    <w:lvl w:ilvl="7" w:tentative="1">
+      <w:start w:val="1"/>
+      <w:numFmt w:val="bullet"/>
+      <w:lvlText w:val=""/>
+      <w:lvlJc w:val="left"/>
+      <w:pPr>
+        <w:tabs>
+          <w:tab w:val="num" w:pos="5760"/>
+        </w:tabs>
+        <w:ind w:left="5760" w:hanging="360"/>
+      </w:pPr>
+      <w:rPr>
+        <w:rFonts w:ascii="Wingdings" w:hAnsi="Wingdings" w:hint="default"/>
+        <w:sz w:val="20"/>
+      </w:rPr>
+    </w:lvl>
+    <w:lvl w:ilvl="8" w:tentative="1">
+      <w:start w:val="1"/>
+      <w:numFmt w:val="bullet"/>
+      <w:lvlText w:val=""/>
+      <w:lvlJc w:val="left"/>
+      <w:pPr>
+        <w:tabs>
+          <w:tab w:val="num" w:pos="6480"/>
+        </w:tabs>
+        <w:ind w:left="6480" w:hanging="360"/>
+      </w:pPr>
+      <w:rPr>
+        <w:rFonts w:ascii="Wingdings" w:hAnsi="Wingdings" w:hint="default"/>
+        <w:sz w:val="20"/>
+      </w:rPr>
+    </w:lvl>
+  </w:abstractNum>
+  <w:abstractNum w:abstractNumId="25" w15:restartNumberingAfterBreak="0">
+    <w:nsid w:val="7656250D"/>
+    <w:multiLevelType w:val="multilevel"/>
+    <w:tmpl w:val="53961DBA"/>
+    <w:lvl w:ilvl="0">
+      <w:start w:val="1"/>
+      <w:numFmt w:val="bullet"/>
+      <w:lvlText w:val=""/>
+      <w:lvlJc w:val="left"/>
+      <w:pPr>
+        <w:tabs>
+          <w:tab w:val="num" w:pos="720"/>
+        </w:tabs>
+        <w:ind w:left="720" w:hanging="360"/>
+      </w:pPr>
+      <w:rPr>
+        <w:rFonts w:ascii="Symbol" w:hAnsi="Symbol" w:hint="default"/>
+        <w:sz w:val="20"/>
+      </w:rPr>
+    </w:lvl>
+    <w:lvl w:ilvl="1" w:tentative="1">
+      <w:start w:val="1"/>
+      <w:numFmt w:val="bullet"/>
+      <w:lvlText w:val="o"/>
+      <w:lvlJc w:val="left"/>
+      <w:pPr>
+        <w:tabs>
+          <w:tab w:val="num" w:pos="1440"/>
+        </w:tabs>
+        <w:ind w:left="1440" w:hanging="360"/>
+      </w:pPr>
+      <w:rPr>
+        <w:rFonts w:ascii="Courier New" w:hAnsi="Courier New" w:hint="default"/>
+        <w:sz w:val="20"/>
+      </w:rPr>
+    </w:lvl>
+    <w:lvl w:ilvl="2" w:tentative="1">
+      <w:start w:val="1"/>
+      <w:numFmt w:val="bullet"/>
+      <w:lvlText w:val=""/>
+      <w:lvlJc w:val="left"/>
+      <w:pPr>
+        <w:tabs>
+          <w:tab w:val="num" w:pos="2160"/>
+        </w:tabs>
+        <w:ind w:left="2160" w:hanging="360"/>
+      </w:pPr>
+      <w:rPr>
+        <w:rFonts w:ascii="Wingdings" w:hAnsi="Wingdings" w:hint="default"/>
+        <w:sz w:val="20"/>
+      </w:rPr>
+    </w:lvl>
+    <w:lvl w:ilvl="3" w:tentative="1">
+      <w:start w:val="1"/>
+      <w:numFmt w:val="bullet"/>
+      <w:lvlText w:val=""/>
+      <w:lvlJc w:val="left"/>
+      <w:pPr>
+        <w:tabs>
+          <w:tab w:val="num" w:pos="2880"/>
+        </w:tabs>
+        <w:ind w:left="2880" w:hanging="360"/>
+      </w:pPr>
+      <w:rPr>
+        <w:rFonts w:ascii="Wingdings" w:hAnsi="Wingdings" w:hint="default"/>
+        <w:sz w:val="20"/>
+      </w:rPr>
+    </w:lvl>
+    <w:lvl w:ilvl="4" w:tentative="1">
+      <w:start w:val="1"/>
+      <w:numFmt w:val="bullet"/>
+      <w:lvlText w:val=""/>
+      <w:lvlJc w:val="left"/>
+      <w:pPr>
+        <w:tabs>
+          <w:tab w:val="num" w:pos="3600"/>
+        </w:tabs>
+        <w:ind w:left="3600" w:hanging="360"/>
+      </w:pPr>
+      <w:rPr>
+        <w:rFonts w:ascii="Wingdings" w:hAnsi="Wingdings" w:hint="default"/>
+        <w:sz w:val="20"/>
+      </w:rPr>
+    </w:lvl>
+    <w:lvl w:ilvl="5" w:tentative="1">
+      <w:start w:val="1"/>
+      <w:numFmt w:val="bullet"/>
+      <w:lvlText w:val=""/>
+      <w:lvlJc w:val="left"/>
+      <w:pPr>
+        <w:tabs>
+          <w:tab w:val="num" w:pos="4320"/>
+        </w:tabs>
+        <w:ind w:left="4320" w:hanging="360"/>
+      </w:pPr>
+      <w:rPr>
+        <w:rFonts w:ascii="Wingdings" w:hAnsi="Wingdings" w:hint="default"/>
+        <w:sz w:val="20"/>
+      </w:rPr>
+    </w:lvl>
+    <w:lvl w:ilvl="6" w:tentative="1">
+      <w:start w:val="1"/>
+      <w:numFmt w:val="bullet"/>
+      <w:lvlText w:val=""/>
+      <w:lvlJc w:val="left"/>
+      <w:pPr>
+        <w:tabs>
+          <w:tab w:val="num" w:pos="5040"/>
+        </w:tabs>
+        <w:ind w:left="5040" w:hanging="360"/>
+      </w:pPr>
+      <w:rPr>
+        <w:rFonts w:ascii="Wingdings" w:hAnsi="Wingdings" w:hint="default"/>
+        <w:sz w:val="20"/>
+      </w:rPr>
+    </w:lvl>
+    <w:lvl w:ilvl="7" w:tentative="1">
+      <w:start w:val="1"/>
+      <w:numFmt w:val="bullet"/>
+      <w:lvlText w:val=""/>
+      <w:lvlJc w:val="left"/>
+      <w:pPr>
+        <w:tabs>
+          <w:tab w:val="num" w:pos="5760"/>
+        </w:tabs>
+        <w:ind w:left="5760" w:hanging="360"/>
+      </w:pPr>
+      <w:rPr>
+        <w:rFonts w:ascii="Wingdings" w:hAnsi="Wingdings" w:hint="default"/>
+        <w:sz w:val="20"/>
+      </w:rPr>
+    </w:lvl>
+    <w:lvl w:ilvl="8" w:tentative="1">
+      <w:start w:val="1"/>
+      <w:numFmt w:val="bullet"/>
+      <w:lvlText w:val=""/>
+      <w:lvlJc w:val="left"/>
+      <w:pPr>
+        <w:tabs>
+          <w:tab w:val="num" w:pos="6480"/>
+        </w:tabs>
+        <w:ind w:left="6480" w:hanging="360"/>
+      </w:pPr>
+      <w:rPr>
+        <w:rFonts w:ascii="Wingdings" w:hAnsi="Wingdings" w:hint="default"/>
+        <w:sz w:val="20"/>
+      </w:rPr>
+    </w:lvl>
+  </w:abstractNum>
   <w:num w:numId="1">
     <w:abstractNumId w:val="9"/>
   </w:num>
@@ -2042,19 +3992,19 @@
     <w:abstractNumId w:val="6"/>
   </w:num>
   <w:num w:numId="5">
-    <w:abstractNumId w:val="10"/>
+    <w:abstractNumId w:val="13"/>
   </w:num>
   <w:num w:numId="6">
     <w:abstractNumId w:val="3"/>
   </w:num>
   <w:num w:numId="7">
-    <w:abstractNumId w:val="11"/>
+    <w:abstractNumId w:val="17"/>
   </w:num>
   <w:num w:numId="8">
     <w:abstractNumId w:val="2"/>
   </w:num>
   <w:num w:numId="9">
-    <w:abstractNumId w:val="12"/>
+    <w:abstractNumId w:val="20"/>
   </w:num>
   <w:num w:numId="10">
     <w:abstractNumId w:val="5"/>
@@ -2067,6 +4017,45 @@
   </w:num>
   <w:num w:numId="13">
     <w:abstractNumId w:val="0"/>
+  </w:num>
+  <w:num w:numId="14">
+    <w:abstractNumId w:val="19"/>
+  </w:num>
+  <w:num w:numId="15">
+    <w:abstractNumId w:val="14"/>
+  </w:num>
+  <w:num w:numId="16">
+    <w:abstractNumId w:val="12"/>
+  </w:num>
+  <w:num w:numId="17">
+    <w:abstractNumId w:val="22"/>
+  </w:num>
+  <w:num w:numId="18">
+    <w:abstractNumId w:val="24"/>
+  </w:num>
+  <w:num w:numId="19">
+    <w:abstractNumId w:val="10"/>
+  </w:num>
+  <w:num w:numId="20">
+    <w:abstractNumId w:val="21"/>
+  </w:num>
+  <w:num w:numId="21">
+    <w:abstractNumId w:val="15"/>
+  </w:num>
+  <w:num w:numId="22">
+    <w:abstractNumId w:val="25"/>
+  </w:num>
+  <w:num w:numId="23">
+    <w:abstractNumId w:val="18"/>
+  </w:num>
+  <w:num w:numId="24">
+    <w:abstractNumId w:val="11"/>
+  </w:num>
+  <w:num w:numId="25">
+    <w:abstractNumId w:val="23"/>
+  </w:num>
+  <w:num w:numId="26">
+    <w:abstractNumId w:val="16"/>
   </w:num>
 </w:numbering>
 </file>
@@ -13346,7 +15335,6 @@
     <w:name w:val="List Paragraph"/>
     <w:basedOn w:val="Normal"/>
     <w:uiPriority w:val="34"/>
-    <w:semiHidden/>
     <w:unhideWhenUsed/>
     <w:rsid w:val="002647D3"/>
     <w:pPr>
@@ -26991,9 +28979,13 @@
   <w:rsids>
     <w:rsidRoot w:val="00206467"/>
     <w:rsid w:val="00206467"/>
+    <w:rsid w:val="002C51E4"/>
+    <w:rsid w:val="005B1DF6"/>
     <w:rsid w:val="0077114A"/>
     <w:rsid w:val="0090468B"/>
     <w:rsid w:val="00AA42CA"/>
+    <w:rsid w:val="00CD75F8"/>
+    <w:rsid w:val="00ED5B26"/>
   </w:rsids>
   <m:mathPr>
     <m:mathFont m:val="Cambria Math"/>
@@ -27771,6 +29763,10 @@
     <w:name w:val="422D72A96C65421D859CAF69588621F0"/>
     <w:rsid w:val="00206467"/>
   </w:style>
+  <w:style w:type="paragraph" w:customStyle="1" w:styleId="B92F9E46E4684C07B84B5CD958449D21">
+    <w:name w:val="B92F9E46E4684C07B84B5CD958449D21"/>
+    <w:rsid w:val="00CD75F8"/>
+  </w:style>
 </w:styles>
 </file>
 

--- a/my resume/Bai feng-resume(new).docx
+++ b/my resume/Bai feng-resume(new).docx
@@ -1391,12 +1391,41 @@
       </w:r>
     </w:p>
     <w:p>
+      <w:pPr>
+        <w:pStyle w:val="Heading1"/>
+      </w:pPr>
+      <w:r>
+        <w:t>links</w:t>
+      </w:r>
+    </w:p>
+    <w:p>
+      <w:hyperlink r:id="rId17" w:history="1">
+        <w:r>
+          <w:rPr>
+            <w:rStyle w:val="Hyperlink"/>
+          </w:rPr>
+          <w:t>https://en.magdentalmadrid.com/</w:t>
+        </w:r>
+      </w:hyperlink>
+    </w:p>
+    <w:p>
+      <w:hyperlink r:id="rId18" w:history="1">
+        <w:r>
+          <w:rPr>
+            <w:rStyle w:val="Hyperlink"/>
+          </w:rPr>
+          <w:t>https://www.alejandroprietodental.com/</w:t>
+        </w:r>
+      </w:hyperlink>
+    </w:p>
+    <w:p>
       <w:bookmarkStart w:id="0" w:name="_GoBack"/>
       <w:bookmarkEnd w:id="0"/>
     </w:p>
+    <w:p/>
     <w:sectPr>
-      <w:footerReference w:type="default" r:id="rId17"/>
-      <w:headerReference w:type="first" r:id="rId18"/>
+      <w:footerReference w:type="default" r:id="rId19"/>
+      <w:headerReference w:type="first" r:id="rId20"/>
       <w:pgSz w:w="12240" w:h="15840" w:code="1"/>
       <w:pgMar w:top="950" w:right="1440" w:bottom="1080" w:left="1440" w:header="576" w:footer="720" w:gutter="0"/>
       <w:cols w:space="720"/>
@@ -1463,7 +1492,7 @@
           <w:rPr>
             <w:noProof/>
           </w:rPr>
-          <w:t>3</w:t>
+          <w:t>4</w:t>
         </w:r>
         <w:r>
           <w:rPr>
@@ -28980,9 +29009,11 @@
     <w:rsidRoot w:val="00206467"/>
     <w:rsid w:val="00206467"/>
     <w:rsid w:val="002C51E4"/>
+    <w:rsid w:val="00326546"/>
     <w:rsid w:val="005B1DF6"/>
     <w:rsid w:val="0077114A"/>
     <w:rsid w:val="0090468B"/>
+    <w:rsid w:val="009D1A87"/>
     <w:rsid w:val="00AA42CA"/>
     <w:rsid w:val="00CD75F8"/>
     <w:rsid w:val="00ED5B26"/>
@@ -29767,6 +29798,10 @@
     <w:name w:val="B92F9E46E4684C07B84B5CD958449D21"/>
     <w:rsid w:val="00CD75F8"/>
   </w:style>
+  <w:style w:type="paragraph" w:customStyle="1" w:styleId="5956FDADFDDC428788610D88C8E962BD">
+    <w:name w:val="5956FDADFDDC428788610D88C8E962BD"/>
+    <w:rsid w:val="009D1A87"/>
+  </w:style>
 </w:styles>
 </file>
 
